--- a/docs/02_dev/🛠Debugging & Optimization Guide.docx
+++ b/docs/02_dev/🛠Debugging & Optimization Guide.docx
@@ -5,15 +5,15 @@
     <w:p>
       <w:pPr>
         <w:spacing w:before="100" w:beforeAutospacing="1" w:after="100" w:afterAutospacing="1" w:line="240" w:lineRule="auto"/>
-        <w:outlineLvl w:val="0"/>
-        <w:rPr>
-          <w:rFonts w:ascii="Times New Roman" w:eastAsia="Times New Roman" w:hAnsi="Times New Roman" w:cs="Times New Roman"/>
-          <w:b/>
-          <w:bCs/>
-          <w:color w:val="000000"/>
-          <w:kern w:val="36"/>
-          <w:sz w:val="48"/>
-          <w:szCs w:val="48"/>
+        <w:outlineLvl w:val="2"/>
+        <w:rPr>
+          <w:rFonts w:ascii="Times New Roman" w:eastAsia="Times New Roman" w:hAnsi="Times New Roman" w:cs="Times New Roman"/>
+          <w:b/>
+          <w:bCs/>
+          <w:color w:val="000000"/>
+          <w:kern w:val="0"/>
+          <w:sz w:val="27"/>
+          <w:szCs w:val="27"/>
           <w14:ligatures w14:val="none"/>
         </w:rPr>
       </w:pPr>
@@ -23,9 +23,9 @@
           <w:b/>
           <w:bCs/>
           <w:color w:val="000000"/>
-          <w:kern w:val="36"/>
-          <w:sz w:val="48"/>
-          <w:szCs w:val="48"/>
+          <w:kern w:val="0"/>
+          <w:sz w:val="27"/>
+          <w:szCs w:val="27"/>
           <w14:ligatures w14:val="none"/>
         </w:rPr>
         <w:t>🛠️</w:t>
@@ -36,12 +36,128 @@
           <w:b/>
           <w:bCs/>
           <w:color w:val="000000"/>
-          <w:kern w:val="36"/>
-          <w:sz w:val="48"/>
-          <w:szCs w:val="48"/>
+          <w:kern w:val="0"/>
+          <w:sz w:val="27"/>
+          <w:szCs w:val="27"/>
           <w14:ligatures w14:val="none"/>
         </w:rPr>
         <w:t xml:space="preserve"> Clarity Debugging &amp; Optimization Guide</w:t>
+      </w:r>
+    </w:p>
+    <w:p>
+      <w:pPr>
+        <w:spacing w:before="100" w:beforeAutospacing="1" w:after="100" w:afterAutospacing="1" w:line="240" w:lineRule="auto"/>
+        <w:outlineLvl w:val="3"/>
+        <w:rPr>
+          <w:rFonts w:ascii="Times New Roman" w:eastAsia="Times New Roman" w:hAnsi="Times New Roman" w:cs="Times New Roman"/>
+          <w:b/>
+          <w:bCs/>
+          <w:color w:val="000000"/>
+          <w:kern w:val="0"/>
+          <w14:ligatures w14:val="none"/>
+        </w:rPr>
+      </w:pPr>
+      <w:r>
+        <w:rPr>
+          <w:rFonts w:ascii="Apple Color Emoji" w:eastAsia="Times New Roman" w:hAnsi="Apple Color Emoji" w:cs="Apple Color Emoji"/>
+          <w:b/>
+          <w:bCs/>
+          <w:color w:val="000000"/>
+          <w:kern w:val="0"/>
+          <w14:ligatures w14:val="none"/>
+        </w:rPr>
+        <w:t>🎯</w:t>
+      </w:r>
+      <w:r>
+        <w:rPr>
+          <w:rFonts w:ascii="Times New Roman" w:eastAsia="Times New Roman" w:hAnsi="Times New Roman" w:cs="Times New Roman"/>
+          <w:b/>
+          <w:bCs/>
+          <w:color w:val="000000"/>
+          <w:kern w:val="0"/>
+          <w14:ligatures w14:val="none"/>
+        </w:rPr>
+        <w:t xml:space="preserve"> Objective</w:t>
+      </w:r>
+    </w:p>
+    <w:p>
+      <w:pPr>
+        <w:spacing w:before="100" w:beforeAutospacing="1" w:after="100" w:afterAutospacing="1" w:line="240" w:lineRule="auto"/>
+        <w:rPr>
+          <w:rFonts w:ascii="Times New Roman" w:eastAsia="Times New Roman" w:hAnsi="Times New Roman" w:cs="Times New Roman"/>
+          <w:color w:val="000000"/>
+          <w:kern w:val="0"/>
+          <w14:ligatures w14:val="none"/>
+        </w:rPr>
+      </w:pPr>
+      <w:r>
+        <w:rPr>
+          <w:rFonts w:ascii="Times New Roman" w:eastAsia="Times New Roman" w:hAnsi="Times New Roman" w:cs="Times New Roman"/>
+          <w:color w:val="000000"/>
+          <w:kern w:val="0"/>
+          <w14:ligatures w14:val="none"/>
+        </w:rPr>
+        <w:t>Establish a </w:t>
+      </w:r>
+      <w:r>
+        <w:rPr>
+          <w:rFonts w:ascii="Times New Roman" w:eastAsia="Times New Roman" w:hAnsi="Times New Roman" w:cs="Times New Roman"/>
+          <w:b/>
+          <w:bCs/>
+          <w:color w:val="000000"/>
+          <w:kern w:val="0"/>
+          <w14:ligatures w14:val="none"/>
+        </w:rPr>
+        <w:t>systematic debugging and optimization strategy</w:t>
+      </w:r>
+      <w:r>
+        <w:rPr>
+          <w:rFonts w:ascii="Times New Roman" w:eastAsia="Times New Roman" w:hAnsi="Times New Roman" w:cs="Times New Roman"/>
+          <w:color w:val="000000"/>
+          <w:kern w:val="0"/>
+          <w14:ligatures w14:val="none"/>
+        </w:rPr>
+        <w:t> for Clarity to ensure </w:t>
+      </w:r>
+      <w:r>
+        <w:rPr>
+          <w:rFonts w:ascii="Times New Roman" w:eastAsia="Times New Roman" w:hAnsi="Times New Roman" w:cs="Times New Roman"/>
+          <w:b/>
+          <w:bCs/>
+          <w:color w:val="000000"/>
+          <w:kern w:val="0"/>
+          <w14:ligatures w14:val="none"/>
+        </w:rPr>
+        <w:t>efficient issue resolution, performance enhancements, and scalable AI execution</w:t>
+      </w:r>
+      <w:r>
+        <w:rPr>
+          <w:rFonts w:ascii="Times New Roman" w:eastAsia="Times New Roman" w:hAnsi="Times New Roman" w:cs="Times New Roman"/>
+          <w:color w:val="000000"/>
+          <w:kern w:val="0"/>
+          <w14:ligatures w14:val="none"/>
+        </w:rPr>
+        <w:t>.</w:t>
+      </w:r>
+    </w:p>
+    <w:p>
+      <w:pPr>
+        <w:spacing w:after="0" w:line="240" w:lineRule="auto"/>
+        <w:rPr>
+          <w:rFonts w:ascii="Times New Roman" w:eastAsia="Times New Roman" w:hAnsi="Times New Roman" w:cs="Times New Roman"/>
+          <w:kern w:val="0"/>
+          <w14:ligatures w14:val="none"/>
+        </w:rPr>
+      </w:pPr>
+      <w:r>
+        <w:rPr>
+          <w:rFonts w:ascii="Times New Roman" w:eastAsia="Times New Roman" w:hAnsi="Times New Roman" w:cs="Times New Roman"/>
+          <w:noProof/>
+          <w:kern w:val="0"/>
+        </w:rPr>
+        <w:pict>
+          <v:rect id="_x0000_i1028" alt="" style="width:468pt;height:.05pt;mso-width-percent:0;mso-height-percent:0;mso-width-percent:0;mso-height-percent:0" o:hralign="center" o:hrstd="t" o:hr="t" fillcolor="#a0a0a0" stroked="f"/>
+        </w:pict>
       </w:r>
     </w:p>
     <w:p>
@@ -70,7 +186,7 @@
           <w:szCs w:val="36"/>
           <w14:ligatures w14:val="none"/>
         </w:rPr>
-        <w:t>🎯</w:t>
+        <w:t>🔍</w:t>
       </w:r>
       <w:r>
         <w:rPr>
@@ -83,67 +199,782 @@
           <w:szCs w:val="36"/>
           <w14:ligatures w14:val="none"/>
         </w:rPr>
-        <w:t xml:space="preserve"> Objective</w:t>
+        <w:t xml:space="preserve"> Debugging Strategy</w:t>
       </w:r>
     </w:p>
     <w:p>
       <w:pPr>
         <w:spacing w:before="100" w:beforeAutospacing="1" w:after="100" w:afterAutospacing="1" w:line="240" w:lineRule="auto"/>
-        <w:rPr>
-          <w:rFonts w:ascii="Times New Roman" w:eastAsia="Times New Roman" w:hAnsi="Times New Roman" w:cs="Times New Roman"/>
-          <w:color w:val="000000"/>
-          <w:kern w:val="0"/>
+        <w:outlineLvl w:val="2"/>
+        <w:rPr>
+          <w:rFonts w:ascii="Times New Roman" w:eastAsia="Times New Roman" w:hAnsi="Times New Roman" w:cs="Times New Roman"/>
+          <w:b/>
+          <w:bCs/>
+          <w:color w:val="000000"/>
+          <w:kern w:val="0"/>
+          <w:sz w:val="27"/>
+          <w:szCs w:val="27"/>
           <w14:ligatures w14:val="none"/>
         </w:rPr>
       </w:pPr>
       <w:r>
         <w:rPr>
           <w:rFonts w:ascii="Times New Roman" w:eastAsia="Times New Roman" w:hAnsi="Times New Roman" w:cs="Times New Roman"/>
-          <w:color w:val="000000"/>
-          <w:kern w:val="0"/>
-          <w14:ligatures w14:val="none"/>
-        </w:rPr>
-        <w:t>To establish a </w:t>
-      </w:r>
-      <w:r>
-        <w:rPr>
-          <w:rFonts w:ascii="Times New Roman" w:eastAsia="Times New Roman" w:hAnsi="Times New Roman" w:cs="Times New Roman"/>
-          <w:b/>
-          <w:bCs/>
-          <w:color w:val="000000"/>
-          <w:kern w:val="0"/>
-          <w14:ligatures w14:val="none"/>
-        </w:rPr>
-        <w:t>systematic debugging and optimization strategy</w:t>
-      </w:r>
-      <w:r>
-        <w:rPr>
-          <w:rFonts w:ascii="Times New Roman" w:eastAsia="Times New Roman" w:hAnsi="Times New Roman" w:cs="Times New Roman"/>
-          <w:color w:val="000000"/>
-          <w:kern w:val="0"/>
-          <w14:ligatures w14:val="none"/>
-        </w:rPr>
-        <w:t> for Clarity, ensuring </w:t>
-      </w:r>
-      <w:r>
-        <w:rPr>
-          <w:rFonts w:ascii="Times New Roman" w:eastAsia="Times New Roman" w:hAnsi="Times New Roman" w:cs="Times New Roman"/>
-          <w:b/>
-          <w:bCs/>
-          <w:color w:val="000000"/>
-          <w:kern w:val="0"/>
-          <w14:ligatures w14:val="none"/>
-        </w:rPr>
-        <w:t>efficient issue resolution, performance enhancements, and scalable AI execution</w:t>
-      </w:r>
-      <w:r>
-        <w:rPr>
-          <w:rFonts w:ascii="Times New Roman" w:eastAsia="Times New Roman" w:hAnsi="Times New Roman" w:cs="Times New Roman"/>
-          <w:color w:val="000000"/>
-          <w:kern w:val="0"/>
-          <w14:ligatures w14:val="none"/>
-        </w:rPr>
-        <w:t>.</w:t>
+          <w:b/>
+          <w:bCs/>
+          <w:color w:val="000000"/>
+          <w:kern w:val="0"/>
+          <w:sz w:val="27"/>
+          <w:szCs w:val="27"/>
+          <w14:ligatures w14:val="none"/>
+        </w:rPr>
+        <w:t>1</w:t>
+      </w:r>
+      <w:r>
+        <w:rPr>
+          <w:rFonts w:ascii="Apple Color Emoji" w:eastAsia="Times New Roman" w:hAnsi="Apple Color Emoji" w:cs="Apple Color Emoji"/>
+          <w:b/>
+          <w:bCs/>
+          <w:color w:val="000000"/>
+          <w:kern w:val="0"/>
+          <w:sz w:val="27"/>
+          <w:szCs w:val="27"/>
+          <w14:ligatures w14:val="none"/>
+        </w:rPr>
+        <w:t>️⃣</w:t>
+      </w:r>
+      <w:r>
+        <w:rPr>
+          <w:rFonts w:ascii="Times New Roman" w:eastAsia="Times New Roman" w:hAnsi="Times New Roman" w:cs="Times New Roman"/>
+          <w:b/>
+          <w:bCs/>
+          <w:color w:val="000000"/>
+          <w:kern w:val="0"/>
+          <w:sz w:val="27"/>
+          <w:szCs w:val="27"/>
+          <w14:ligatures w14:val="none"/>
+        </w:rPr>
+        <w:t xml:space="preserve"> Backend (FastAPI)</w:t>
+      </w:r>
+    </w:p>
+    <w:p>
+      <w:pPr>
+        <w:spacing w:before="100" w:beforeAutospacing="1" w:after="100" w:afterAutospacing="1" w:line="240" w:lineRule="auto"/>
+        <w:rPr>
+          <w:rFonts w:ascii="Times New Roman" w:eastAsia="Times New Roman" w:hAnsi="Times New Roman" w:cs="Times New Roman"/>
+          <w:color w:val="000000"/>
+          <w:kern w:val="0"/>
+          <w14:ligatures w14:val="none"/>
+        </w:rPr>
+      </w:pPr>
+      <w:r>
+        <w:rPr>
+          <w:rFonts w:ascii="Apple Color Emoji" w:eastAsia="Times New Roman" w:hAnsi="Apple Color Emoji" w:cs="Apple Color Emoji"/>
+          <w:color w:val="000000"/>
+          <w:kern w:val="0"/>
+          <w14:ligatures w14:val="none"/>
+        </w:rPr>
+        <w:t>✅</w:t>
+      </w:r>
+      <w:r>
+        <w:rPr>
+          <w:rFonts w:ascii="Times New Roman" w:eastAsia="Times New Roman" w:hAnsi="Times New Roman" w:cs="Times New Roman"/>
+          <w:color w:val="000000"/>
+          <w:kern w:val="0"/>
+          <w14:ligatures w14:val="none"/>
+        </w:rPr>
+        <w:t> </w:t>
+      </w:r>
+      <w:r>
+        <w:rPr>
+          <w:rFonts w:ascii="Times New Roman" w:eastAsia="Times New Roman" w:hAnsi="Times New Roman" w:cs="Times New Roman"/>
+          <w:b/>
+          <w:bCs/>
+          <w:color w:val="000000"/>
+          <w:kern w:val="0"/>
+          <w14:ligatures w14:val="none"/>
+        </w:rPr>
+        <w:t>Enable detailed logging</w:t>
+      </w:r>
+      <w:r>
+        <w:rPr>
+          <w:rFonts w:ascii="Times New Roman" w:eastAsia="Times New Roman" w:hAnsi="Times New Roman" w:cs="Times New Roman"/>
+          <w:color w:val="000000"/>
+          <w:kern w:val="0"/>
+          <w14:ligatures w14:val="none"/>
+        </w:rPr>
+        <w:t> using </w:t>
+      </w:r>
+      <w:r>
+        <w:rPr>
+          <w:rFonts w:ascii="Courier New" w:eastAsia="Times New Roman" w:hAnsi="Courier New" w:cs="Courier New"/>
+          <w:color w:val="000000"/>
+          <w:kern w:val="0"/>
+          <w:sz w:val="20"/>
+          <w:szCs w:val="20"/>
+          <w14:ligatures w14:val="none"/>
+        </w:rPr>
+        <w:t>loguru</w:t>
+      </w:r>
+      <w:r>
+        <w:rPr>
+          <w:rFonts w:ascii="Times New Roman" w:eastAsia="Times New Roman" w:hAnsi="Times New Roman" w:cs="Times New Roman"/>
+          <w:color w:val="000000"/>
+          <w:kern w:val="0"/>
+          <w14:ligatures w14:val="none"/>
+        </w:rPr>
+        <w:t> for API request tracing.</w:t>
+      </w:r>
+      <w:r>
+        <w:rPr>
+          <w:rFonts w:ascii="Times New Roman" w:eastAsia="Times New Roman" w:hAnsi="Times New Roman" w:cs="Times New Roman"/>
+          <w:color w:val="000000"/>
+          <w:kern w:val="0"/>
+          <w14:ligatures w14:val="none"/>
+        </w:rPr>
+        <w:br/>
+      </w:r>
+      <w:r>
+        <w:rPr>
+          <w:rFonts w:ascii="Apple Color Emoji" w:eastAsia="Times New Roman" w:hAnsi="Apple Color Emoji" w:cs="Apple Color Emoji"/>
+          <w:color w:val="000000"/>
+          <w:kern w:val="0"/>
+          <w14:ligatures w14:val="none"/>
+        </w:rPr>
+        <w:t>✅</w:t>
+      </w:r>
+      <w:r>
+        <w:rPr>
+          <w:rFonts w:ascii="Times New Roman" w:eastAsia="Times New Roman" w:hAnsi="Times New Roman" w:cs="Times New Roman"/>
+          <w:color w:val="000000"/>
+          <w:kern w:val="0"/>
+          <w14:ligatures w14:val="none"/>
+        </w:rPr>
+        <w:t xml:space="preserve"> Use </w:t>
+      </w:r>
+      <w:r>
+        <w:rPr>
+          <w:rFonts w:ascii="Times New Roman" w:eastAsia="Times New Roman" w:hAnsi="Times New Roman" w:cs="Times New Roman"/>
+          <w:b/>
+          <w:bCs/>
+          <w:color w:val="000000"/>
+          <w:kern w:val="0"/>
+          <w14:ligatures w14:val="none"/>
+        </w:rPr>
+        <w:t>FastAPI’s built-in debugging tools</w:t>
+      </w:r>
+      <w:r>
+        <w:rPr>
+          <w:rFonts w:ascii="Times New Roman" w:eastAsia="Times New Roman" w:hAnsi="Times New Roman" w:cs="Times New Roman"/>
+          <w:color w:val="000000"/>
+          <w:kern w:val="0"/>
+          <w14:ligatures w14:val="none"/>
+        </w:rPr>
+        <w:t> for real-time request inspection.</w:t>
+      </w:r>
+      <w:r>
+        <w:rPr>
+          <w:rFonts w:ascii="Times New Roman" w:eastAsia="Times New Roman" w:hAnsi="Times New Roman" w:cs="Times New Roman"/>
+          <w:color w:val="000000"/>
+          <w:kern w:val="0"/>
+          <w14:ligatures w14:val="none"/>
+        </w:rPr>
+        <w:br/>
+      </w:r>
+      <w:r>
+        <w:rPr>
+          <w:rFonts w:ascii="Apple Color Emoji" w:eastAsia="Times New Roman" w:hAnsi="Apple Color Emoji" w:cs="Apple Color Emoji"/>
+          <w:color w:val="000000"/>
+          <w:kern w:val="0"/>
+          <w14:ligatures w14:val="none"/>
+        </w:rPr>
+        <w:t>✅</w:t>
+      </w:r>
+      <w:r>
+        <w:rPr>
+          <w:rFonts w:ascii="Times New Roman" w:eastAsia="Times New Roman" w:hAnsi="Times New Roman" w:cs="Times New Roman"/>
+          <w:color w:val="000000"/>
+          <w:kern w:val="0"/>
+          <w14:ligatures w14:val="none"/>
+        </w:rPr>
+        <w:t xml:space="preserve"> Automate error reporting via </w:t>
+      </w:r>
+      <w:r>
+        <w:rPr>
+          <w:rFonts w:ascii="Times New Roman" w:eastAsia="Times New Roman" w:hAnsi="Times New Roman" w:cs="Times New Roman"/>
+          <w:b/>
+          <w:bCs/>
+          <w:color w:val="000000"/>
+          <w:kern w:val="0"/>
+          <w14:ligatures w14:val="none"/>
+        </w:rPr>
+        <w:t>internal logging dashboards</w:t>
+      </w:r>
+      <w:r>
+        <w:rPr>
+          <w:rFonts w:ascii="Times New Roman" w:eastAsia="Times New Roman" w:hAnsi="Times New Roman" w:cs="Times New Roman"/>
+          <w:color w:val="000000"/>
+          <w:kern w:val="0"/>
+          <w14:ligatures w14:val="none"/>
+        </w:rPr>
+        <w:t> (e.g., structured logs in database).</w:t>
+      </w:r>
+      <w:r>
+        <w:rPr>
+          <w:rFonts w:ascii="Times New Roman" w:eastAsia="Times New Roman" w:hAnsi="Times New Roman" w:cs="Times New Roman"/>
+          <w:color w:val="000000"/>
+          <w:kern w:val="0"/>
+          <w14:ligatures w14:val="none"/>
+        </w:rPr>
+        <w:br/>
+      </w:r>
+      <w:r>
+        <w:rPr>
+          <w:rFonts w:ascii="Apple Color Emoji" w:eastAsia="Times New Roman" w:hAnsi="Apple Color Emoji" w:cs="Apple Color Emoji"/>
+          <w:color w:val="000000"/>
+          <w:kern w:val="0"/>
+          <w14:ligatures w14:val="none"/>
+        </w:rPr>
+        <w:t>✅</w:t>
+      </w:r>
+      <w:r>
+        <w:rPr>
+          <w:rFonts w:ascii="Times New Roman" w:eastAsia="Times New Roman" w:hAnsi="Times New Roman" w:cs="Times New Roman"/>
+          <w:color w:val="000000"/>
+          <w:kern w:val="0"/>
+          <w14:ligatures w14:val="none"/>
+        </w:rPr>
+        <w:t> </w:t>
+      </w:r>
+      <w:r>
+        <w:rPr>
+          <w:rFonts w:ascii="Times New Roman" w:eastAsia="Times New Roman" w:hAnsi="Times New Roman" w:cs="Times New Roman"/>
+          <w:b/>
+          <w:bCs/>
+          <w:color w:val="000000"/>
+          <w:kern w:val="0"/>
+          <w14:ligatures w14:val="none"/>
+        </w:rPr>
+        <w:t>Unit test failures</w:t>
+      </w:r>
+      <w:r>
+        <w:rPr>
+          <w:rFonts w:ascii="Times New Roman" w:eastAsia="Times New Roman" w:hAnsi="Times New Roman" w:cs="Times New Roman"/>
+          <w:color w:val="000000"/>
+          <w:kern w:val="0"/>
+          <w14:ligatures w14:val="none"/>
+        </w:rPr>
+        <w:t> must auto-generate </w:t>
+      </w:r>
+      <w:r>
+        <w:rPr>
+          <w:rFonts w:ascii="Times New Roman" w:eastAsia="Times New Roman" w:hAnsi="Times New Roman" w:cs="Times New Roman"/>
+          <w:b/>
+          <w:bCs/>
+          <w:color w:val="000000"/>
+          <w:kern w:val="0"/>
+          <w14:ligatures w14:val="none"/>
+        </w:rPr>
+        <w:t>debug reports</w:t>
+      </w:r>
+      <w:r>
+        <w:rPr>
+          <w:rFonts w:ascii="Times New Roman" w:eastAsia="Times New Roman" w:hAnsi="Times New Roman" w:cs="Times New Roman"/>
+          <w:color w:val="000000"/>
+          <w:kern w:val="0"/>
+          <w14:ligatures w14:val="none"/>
+        </w:rPr>
+        <w:t> with full tracebacks.</w:t>
+      </w:r>
+    </w:p>
+    <w:p>
+      <w:pPr>
+        <w:spacing w:before="100" w:beforeAutospacing="1" w:after="100" w:afterAutospacing="1" w:line="240" w:lineRule="auto"/>
+        <w:outlineLvl w:val="2"/>
+        <w:rPr>
+          <w:rFonts w:ascii="Times New Roman" w:eastAsia="Times New Roman" w:hAnsi="Times New Roman" w:cs="Times New Roman"/>
+          <w:b/>
+          <w:bCs/>
+          <w:color w:val="000000"/>
+          <w:kern w:val="0"/>
+          <w:sz w:val="27"/>
+          <w:szCs w:val="27"/>
+          <w14:ligatures w14:val="none"/>
+        </w:rPr>
+      </w:pPr>
+      <w:r>
+        <w:rPr>
+          <w:rFonts w:ascii="Times New Roman" w:eastAsia="Times New Roman" w:hAnsi="Times New Roman" w:cs="Times New Roman"/>
+          <w:b/>
+          <w:bCs/>
+          <w:color w:val="000000"/>
+          <w:kern w:val="0"/>
+          <w:sz w:val="27"/>
+          <w:szCs w:val="27"/>
+          <w14:ligatures w14:val="none"/>
+        </w:rPr>
+        <w:t>2</w:t>
+      </w:r>
+      <w:r>
+        <w:rPr>
+          <w:rFonts w:ascii="Apple Color Emoji" w:eastAsia="Times New Roman" w:hAnsi="Apple Color Emoji" w:cs="Apple Color Emoji"/>
+          <w:b/>
+          <w:bCs/>
+          <w:color w:val="000000"/>
+          <w:kern w:val="0"/>
+          <w:sz w:val="27"/>
+          <w:szCs w:val="27"/>
+          <w14:ligatures w14:val="none"/>
+        </w:rPr>
+        <w:t>️⃣</w:t>
+      </w:r>
+      <w:r>
+        <w:rPr>
+          <w:rFonts w:ascii="Times New Roman" w:eastAsia="Times New Roman" w:hAnsi="Times New Roman" w:cs="Times New Roman"/>
+          <w:b/>
+          <w:bCs/>
+          <w:color w:val="000000"/>
+          <w:kern w:val="0"/>
+          <w:sz w:val="27"/>
+          <w:szCs w:val="27"/>
+          <w14:ligatures w14:val="none"/>
+        </w:rPr>
+        <w:t xml:space="preserve"> Frontend (Next.js)</w:t>
+      </w:r>
+    </w:p>
+    <w:p>
+      <w:pPr>
+        <w:spacing w:before="100" w:beforeAutospacing="1" w:after="100" w:afterAutospacing="1" w:line="240" w:lineRule="auto"/>
+        <w:rPr>
+          <w:rFonts w:ascii="Times New Roman" w:eastAsia="Times New Roman" w:hAnsi="Times New Roman" w:cs="Times New Roman"/>
+          <w:color w:val="000000"/>
+          <w:kern w:val="0"/>
+          <w14:ligatures w14:val="none"/>
+        </w:rPr>
+      </w:pPr>
+      <w:r>
+        <w:rPr>
+          <w:rFonts w:ascii="Apple Color Emoji" w:eastAsia="Times New Roman" w:hAnsi="Apple Color Emoji" w:cs="Apple Color Emoji"/>
+          <w:color w:val="000000"/>
+          <w:kern w:val="0"/>
+          <w14:ligatures w14:val="none"/>
+        </w:rPr>
+        <w:t>✅</w:t>
+      </w:r>
+      <w:r>
+        <w:rPr>
+          <w:rFonts w:ascii="Times New Roman" w:eastAsia="Times New Roman" w:hAnsi="Times New Roman" w:cs="Times New Roman"/>
+          <w:color w:val="000000"/>
+          <w:kern w:val="0"/>
+          <w14:ligatures w14:val="none"/>
+        </w:rPr>
+        <w:t xml:space="preserve"> Use </w:t>
+      </w:r>
+      <w:r>
+        <w:rPr>
+          <w:rFonts w:ascii="Times New Roman" w:eastAsia="Times New Roman" w:hAnsi="Times New Roman" w:cs="Times New Roman"/>
+          <w:b/>
+          <w:bCs/>
+          <w:color w:val="000000"/>
+          <w:kern w:val="0"/>
+          <w14:ligatures w14:val="none"/>
+        </w:rPr>
+        <w:t>React Developer Tools</w:t>
+      </w:r>
+      <w:r>
+        <w:rPr>
+          <w:rFonts w:ascii="Times New Roman" w:eastAsia="Times New Roman" w:hAnsi="Times New Roman" w:cs="Times New Roman"/>
+          <w:color w:val="000000"/>
+          <w:kern w:val="0"/>
+          <w14:ligatures w14:val="none"/>
+        </w:rPr>
+        <w:t> to inspect state &amp; props.</w:t>
+      </w:r>
+      <w:r>
+        <w:rPr>
+          <w:rFonts w:ascii="Times New Roman" w:eastAsia="Times New Roman" w:hAnsi="Times New Roman" w:cs="Times New Roman"/>
+          <w:color w:val="000000"/>
+          <w:kern w:val="0"/>
+          <w14:ligatures w14:val="none"/>
+        </w:rPr>
+        <w:br/>
+      </w:r>
+      <w:r>
+        <w:rPr>
+          <w:rFonts w:ascii="Apple Color Emoji" w:eastAsia="Times New Roman" w:hAnsi="Apple Color Emoji" w:cs="Apple Color Emoji"/>
+          <w:color w:val="000000"/>
+          <w:kern w:val="0"/>
+          <w14:ligatures w14:val="none"/>
+        </w:rPr>
+        <w:t>✅</w:t>
+      </w:r>
+      <w:r>
+        <w:rPr>
+          <w:rFonts w:ascii="Times New Roman" w:eastAsia="Times New Roman" w:hAnsi="Times New Roman" w:cs="Times New Roman"/>
+          <w:color w:val="000000"/>
+          <w:kern w:val="0"/>
+          <w14:ligatures w14:val="none"/>
+        </w:rPr>
+        <w:t xml:space="preserve"> Enable </w:t>
+      </w:r>
+      <w:r>
+        <w:rPr>
+          <w:rFonts w:ascii="Times New Roman" w:eastAsia="Times New Roman" w:hAnsi="Times New Roman" w:cs="Times New Roman"/>
+          <w:b/>
+          <w:bCs/>
+          <w:color w:val="000000"/>
+          <w:kern w:val="0"/>
+          <w14:ligatures w14:val="none"/>
+        </w:rPr>
+        <w:t>Redux/Zustand state logging</w:t>
+      </w:r>
+      <w:r>
+        <w:rPr>
+          <w:rFonts w:ascii="Times New Roman" w:eastAsia="Times New Roman" w:hAnsi="Times New Roman" w:cs="Times New Roman"/>
+          <w:color w:val="000000"/>
+          <w:kern w:val="0"/>
+          <w14:ligatures w14:val="none"/>
+        </w:rPr>
+        <w:t> for easier bug tracking.</w:t>
+      </w:r>
+      <w:r>
+        <w:rPr>
+          <w:rFonts w:ascii="Times New Roman" w:eastAsia="Times New Roman" w:hAnsi="Times New Roman" w:cs="Times New Roman"/>
+          <w:color w:val="000000"/>
+          <w:kern w:val="0"/>
+          <w14:ligatures w14:val="none"/>
+        </w:rPr>
+        <w:br/>
+      </w:r>
+      <w:r>
+        <w:rPr>
+          <w:rFonts w:ascii="Apple Color Emoji" w:eastAsia="Times New Roman" w:hAnsi="Apple Color Emoji" w:cs="Apple Color Emoji"/>
+          <w:color w:val="000000"/>
+          <w:kern w:val="0"/>
+          <w14:ligatures w14:val="none"/>
+        </w:rPr>
+        <w:t>✅</w:t>
+      </w:r>
+      <w:r>
+        <w:rPr>
+          <w:rFonts w:ascii="Times New Roman" w:eastAsia="Times New Roman" w:hAnsi="Times New Roman" w:cs="Times New Roman"/>
+          <w:color w:val="000000"/>
+          <w:kern w:val="0"/>
+          <w14:ligatures w14:val="none"/>
+        </w:rPr>
+        <w:t xml:space="preserve"> Implement </w:t>
+      </w:r>
+      <w:r>
+        <w:rPr>
+          <w:rFonts w:ascii="Times New Roman" w:eastAsia="Times New Roman" w:hAnsi="Times New Roman" w:cs="Times New Roman"/>
+          <w:b/>
+          <w:bCs/>
+          <w:color w:val="000000"/>
+          <w:kern w:val="0"/>
+          <w14:ligatures w14:val="none"/>
+        </w:rPr>
+        <w:t>Hot Module Reloading (HMR)</w:t>
+      </w:r>
+      <w:r>
+        <w:rPr>
+          <w:rFonts w:ascii="Times New Roman" w:eastAsia="Times New Roman" w:hAnsi="Times New Roman" w:cs="Times New Roman"/>
+          <w:color w:val="000000"/>
+          <w:kern w:val="0"/>
+          <w14:ligatures w14:val="none"/>
+        </w:rPr>
+        <w:t> for faster UI debugging.</w:t>
+      </w:r>
+      <w:r>
+        <w:rPr>
+          <w:rFonts w:ascii="Times New Roman" w:eastAsia="Times New Roman" w:hAnsi="Times New Roman" w:cs="Times New Roman"/>
+          <w:color w:val="000000"/>
+          <w:kern w:val="0"/>
+          <w14:ligatures w14:val="none"/>
+        </w:rPr>
+        <w:br/>
+      </w:r>
+      <w:r>
+        <w:rPr>
+          <w:rFonts w:ascii="Apple Color Emoji" w:eastAsia="Times New Roman" w:hAnsi="Apple Color Emoji" w:cs="Apple Color Emoji"/>
+          <w:color w:val="000000"/>
+          <w:kern w:val="0"/>
+          <w14:ligatures w14:val="none"/>
+        </w:rPr>
+        <w:t>✅</w:t>
+      </w:r>
+      <w:r>
+        <w:rPr>
+          <w:rFonts w:ascii="Times New Roman" w:eastAsia="Times New Roman" w:hAnsi="Times New Roman" w:cs="Times New Roman"/>
+          <w:color w:val="000000"/>
+          <w:kern w:val="0"/>
+          <w14:ligatures w14:val="none"/>
+        </w:rPr>
+        <w:t xml:space="preserve"> Run </w:t>
+      </w:r>
+      <w:r>
+        <w:rPr>
+          <w:rFonts w:ascii="Times New Roman" w:eastAsia="Times New Roman" w:hAnsi="Times New Roman" w:cs="Times New Roman"/>
+          <w:b/>
+          <w:bCs/>
+          <w:color w:val="000000"/>
+          <w:kern w:val="0"/>
+          <w14:ligatures w14:val="none"/>
+        </w:rPr>
+        <w:t>Lighthouse audits</w:t>
+      </w:r>
+      <w:r>
+        <w:rPr>
+          <w:rFonts w:ascii="Times New Roman" w:eastAsia="Times New Roman" w:hAnsi="Times New Roman" w:cs="Times New Roman"/>
+          <w:color w:val="000000"/>
+          <w:kern w:val="0"/>
+          <w14:ligatures w14:val="none"/>
+        </w:rPr>
+        <w:t> for frontend performance insights.</w:t>
+      </w:r>
+    </w:p>
+    <w:p>
+      <w:pPr>
+        <w:spacing w:before="100" w:beforeAutospacing="1" w:after="100" w:afterAutospacing="1" w:line="240" w:lineRule="auto"/>
+        <w:outlineLvl w:val="2"/>
+        <w:rPr>
+          <w:rFonts w:ascii="Times New Roman" w:eastAsia="Times New Roman" w:hAnsi="Times New Roman" w:cs="Times New Roman"/>
+          <w:b/>
+          <w:bCs/>
+          <w:color w:val="000000"/>
+          <w:kern w:val="0"/>
+          <w:sz w:val="27"/>
+          <w:szCs w:val="27"/>
+          <w14:ligatures w14:val="none"/>
+        </w:rPr>
+      </w:pPr>
+      <w:r>
+        <w:rPr>
+          <w:rFonts w:ascii="Times New Roman" w:eastAsia="Times New Roman" w:hAnsi="Times New Roman" w:cs="Times New Roman"/>
+          <w:b/>
+          <w:bCs/>
+          <w:color w:val="000000"/>
+          <w:kern w:val="0"/>
+          <w:sz w:val="27"/>
+          <w:szCs w:val="27"/>
+          <w14:ligatures w14:val="none"/>
+        </w:rPr>
+        <w:t>3</w:t>
+      </w:r>
+      <w:r>
+        <w:rPr>
+          <w:rFonts w:ascii="Apple Color Emoji" w:eastAsia="Times New Roman" w:hAnsi="Apple Color Emoji" w:cs="Apple Color Emoji"/>
+          <w:b/>
+          <w:bCs/>
+          <w:color w:val="000000"/>
+          <w:kern w:val="0"/>
+          <w:sz w:val="27"/>
+          <w:szCs w:val="27"/>
+          <w14:ligatures w14:val="none"/>
+        </w:rPr>
+        <w:t>️⃣</w:t>
+      </w:r>
+      <w:r>
+        <w:rPr>
+          <w:rFonts w:ascii="Times New Roman" w:eastAsia="Times New Roman" w:hAnsi="Times New Roman" w:cs="Times New Roman"/>
+          <w:b/>
+          <w:bCs/>
+          <w:color w:val="000000"/>
+          <w:kern w:val="0"/>
+          <w:sz w:val="27"/>
+          <w:szCs w:val="27"/>
+          <w14:ligatures w14:val="none"/>
+        </w:rPr>
+        <w:t xml:space="preserve"> AI Model Execution (Ollama, Mistral, DeepSeek Coder)</w:t>
+      </w:r>
+    </w:p>
+    <w:p>
+      <w:pPr>
+        <w:spacing w:before="100" w:beforeAutospacing="1" w:after="100" w:afterAutospacing="1" w:line="240" w:lineRule="auto"/>
+        <w:rPr>
+          <w:rFonts w:ascii="Times New Roman" w:eastAsia="Times New Roman" w:hAnsi="Times New Roman" w:cs="Times New Roman"/>
+          <w:color w:val="000000"/>
+          <w:kern w:val="0"/>
+          <w14:ligatures w14:val="none"/>
+        </w:rPr>
+      </w:pPr>
+      <w:r>
+        <w:rPr>
+          <w:rFonts w:ascii="Apple Color Emoji" w:eastAsia="Times New Roman" w:hAnsi="Apple Color Emoji" w:cs="Apple Color Emoji"/>
+          <w:color w:val="000000"/>
+          <w:kern w:val="0"/>
+          <w14:ligatures w14:val="none"/>
+        </w:rPr>
+        <w:t>✅</w:t>
+      </w:r>
+      <w:r>
+        <w:rPr>
+          <w:rFonts w:ascii="Times New Roman" w:eastAsia="Times New Roman" w:hAnsi="Times New Roman" w:cs="Times New Roman"/>
+          <w:color w:val="000000"/>
+          <w:kern w:val="0"/>
+          <w14:ligatures w14:val="none"/>
+        </w:rPr>
+        <w:t xml:space="preserve"> Enable </w:t>
+      </w:r>
+      <w:r>
+        <w:rPr>
+          <w:rFonts w:ascii="Times New Roman" w:eastAsia="Times New Roman" w:hAnsi="Times New Roman" w:cs="Times New Roman"/>
+          <w:b/>
+          <w:bCs/>
+          <w:color w:val="000000"/>
+          <w:kern w:val="0"/>
+          <w14:ligatures w14:val="none"/>
+        </w:rPr>
+        <w:t>debug mode</w:t>
+      </w:r>
+      <w:r>
+        <w:rPr>
+          <w:rFonts w:ascii="Times New Roman" w:eastAsia="Times New Roman" w:hAnsi="Times New Roman" w:cs="Times New Roman"/>
+          <w:color w:val="000000"/>
+          <w:kern w:val="0"/>
+          <w14:ligatures w14:val="none"/>
+        </w:rPr>
+        <w:t> for AI models to log inference errors.</w:t>
+      </w:r>
+      <w:r>
+        <w:rPr>
+          <w:rFonts w:ascii="Times New Roman" w:eastAsia="Times New Roman" w:hAnsi="Times New Roman" w:cs="Times New Roman"/>
+          <w:color w:val="000000"/>
+          <w:kern w:val="0"/>
+          <w14:ligatures w14:val="none"/>
+        </w:rPr>
+        <w:br/>
+      </w:r>
+      <w:r>
+        <w:rPr>
+          <w:rFonts w:ascii="Apple Color Emoji" w:eastAsia="Times New Roman" w:hAnsi="Apple Color Emoji" w:cs="Apple Color Emoji"/>
+          <w:color w:val="000000"/>
+          <w:kern w:val="0"/>
+          <w14:ligatures w14:val="none"/>
+        </w:rPr>
+        <w:t>✅</w:t>
+      </w:r>
+      <w:r>
+        <w:rPr>
+          <w:rFonts w:ascii="Times New Roman" w:eastAsia="Times New Roman" w:hAnsi="Times New Roman" w:cs="Times New Roman"/>
+          <w:color w:val="000000"/>
+          <w:kern w:val="0"/>
+          <w14:ligatures w14:val="none"/>
+        </w:rPr>
+        <w:t xml:space="preserve"> Use </w:t>
+      </w:r>
+      <w:r>
+        <w:rPr>
+          <w:rFonts w:ascii="Times New Roman" w:eastAsia="Times New Roman" w:hAnsi="Times New Roman" w:cs="Times New Roman"/>
+          <w:b/>
+          <w:bCs/>
+          <w:color w:val="000000"/>
+          <w:kern w:val="0"/>
+          <w14:ligatures w14:val="none"/>
+        </w:rPr>
+        <w:t>Jupyter Notebooks</w:t>
+      </w:r>
+      <w:r>
+        <w:rPr>
+          <w:rFonts w:ascii="Times New Roman" w:eastAsia="Times New Roman" w:hAnsi="Times New Roman" w:cs="Times New Roman"/>
+          <w:color w:val="000000"/>
+          <w:kern w:val="0"/>
+          <w14:ligatures w14:val="none"/>
+        </w:rPr>
+        <w:t> for step-by-step model validation.</w:t>
+      </w:r>
+      <w:r>
+        <w:rPr>
+          <w:rFonts w:ascii="Times New Roman" w:eastAsia="Times New Roman" w:hAnsi="Times New Roman" w:cs="Times New Roman"/>
+          <w:color w:val="000000"/>
+          <w:kern w:val="0"/>
+          <w14:ligatures w14:val="none"/>
+        </w:rPr>
+        <w:br/>
+      </w:r>
+      <w:r>
+        <w:rPr>
+          <w:rFonts w:ascii="Apple Color Emoji" w:eastAsia="Times New Roman" w:hAnsi="Apple Color Emoji" w:cs="Apple Color Emoji"/>
+          <w:color w:val="000000"/>
+          <w:kern w:val="0"/>
+          <w14:ligatures w14:val="none"/>
+        </w:rPr>
+        <w:t>✅</w:t>
+      </w:r>
+      <w:r>
+        <w:rPr>
+          <w:rFonts w:ascii="Times New Roman" w:eastAsia="Times New Roman" w:hAnsi="Times New Roman" w:cs="Times New Roman"/>
+          <w:color w:val="000000"/>
+          <w:kern w:val="0"/>
+          <w14:ligatures w14:val="none"/>
+        </w:rPr>
+        <w:t xml:space="preserve"> Benchmark AI </w:t>
+      </w:r>
+      <w:r>
+        <w:rPr>
+          <w:rFonts w:ascii="Times New Roman" w:eastAsia="Times New Roman" w:hAnsi="Times New Roman" w:cs="Times New Roman"/>
+          <w:b/>
+          <w:bCs/>
+          <w:color w:val="000000"/>
+          <w:kern w:val="0"/>
+          <w14:ligatures w14:val="none"/>
+        </w:rPr>
+        <w:t>processing speed</w:t>
+      </w:r>
+      <w:r>
+        <w:rPr>
+          <w:rFonts w:ascii="Times New Roman" w:eastAsia="Times New Roman" w:hAnsi="Times New Roman" w:cs="Times New Roman"/>
+          <w:color w:val="000000"/>
+          <w:kern w:val="0"/>
+          <w14:ligatures w14:val="none"/>
+        </w:rPr>
+        <w:t> with test datasets.</w:t>
+      </w:r>
+      <w:r>
+        <w:rPr>
+          <w:rFonts w:ascii="Times New Roman" w:eastAsia="Times New Roman" w:hAnsi="Times New Roman" w:cs="Times New Roman"/>
+          <w:color w:val="000000"/>
+          <w:kern w:val="0"/>
+          <w14:ligatures w14:val="none"/>
+        </w:rPr>
+        <w:br/>
+      </w:r>
+      <w:r>
+        <w:rPr>
+          <w:rFonts w:ascii="Apple Color Emoji" w:eastAsia="Times New Roman" w:hAnsi="Apple Color Emoji" w:cs="Apple Color Emoji"/>
+          <w:color w:val="000000"/>
+          <w:kern w:val="0"/>
+          <w14:ligatures w14:val="none"/>
+        </w:rPr>
+        <w:t>✅</w:t>
+      </w:r>
+      <w:r>
+        <w:rPr>
+          <w:rFonts w:ascii="Times New Roman" w:eastAsia="Times New Roman" w:hAnsi="Times New Roman" w:cs="Times New Roman"/>
+          <w:color w:val="000000"/>
+          <w:kern w:val="0"/>
+          <w14:ligatures w14:val="none"/>
+        </w:rPr>
+        <w:t> </w:t>
+      </w:r>
+      <w:r>
+        <w:rPr>
+          <w:rFonts w:ascii="Times New Roman" w:eastAsia="Times New Roman" w:hAnsi="Times New Roman" w:cs="Times New Roman"/>
+          <w:b/>
+          <w:bCs/>
+          <w:color w:val="000000"/>
+          <w:kern w:val="0"/>
+          <w14:ligatures w14:val="none"/>
+        </w:rPr>
+        <w:t>Store AI model logs</w:t>
+      </w:r>
+      <w:r>
+        <w:rPr>
+          <w:rFonts w:ascii="Times New Roman" w:eastAsia="Times New Roman" w:hAnsi="Times New Roman" w:cs="Times New Roman"/>
+          <w:color w:val="000000"/>
+          <w:kern w:val="0"/>
+          <w14:ligatures w14:val="none"/>
+        </w:rPr>
+        <w:t> for deeper issue tracking &amp; analysis.</w:t>
       </w:r>
     </w:p>
     <w:p>
@@ -151,7 +982,6 @@
         <w:spacing w:after="0" w:line="240" w:lineRule="auto"/>
         <w:rPr>
           <w:rFonts w:ascii="Times New Roman" w:eastAsia="Times New Roman" w:hAnsi="Times New Roman" w:cs="Times New Roman"/>
-          <w:color w:val="000000"/>
           <w:kern w:val="0"/>
           <w14:ligatures w14:val="none"/>
         </w:rPr>
@@ -160,11 +990,10 @@
         <w:rPr>
           <w:rFonts w:ascii="Times New Roman" w:eastAsia="Times New Roman" w:hAnsi="Times New Roman" w:cs="Times New Roman"/>
           <w:noProof/>
-          <w:color w:val="000000"/>
           <w:kern w:val="0"/>
         </w:rPr>
         <w:pict>
-          <v:rect id="_x0000_i1028" alt="" style="width:468pt;height:.05pt;mso-width-percent:0;mso-height-percent:0;mso-width-percent:0;mso-height-percent:0" o:hralign="center" o:hrstd="t" o:hr="t" fillcolor="#a0a0a0" stroked="f"/>
+          <v:rect id="_x0000_i1027" alt="" style="width:468pt;height:.05pt;mso-width-percent:0;mso-height-percent:0;mso-width-percent:0;mso-height-percent:0" o:hralign="center" o:hrstd="t" o:hr="t" fillcolor="#a0a0a0" stroked="f"/>
         </w:pict>
       </w:r>
     </w:p>
@@ -194,7 +1023,7 @@
           <w:szCs w:val="36"/>
           <w14:ligatures w14:val="none"/>
         </w:rPr>
-        <w:t>🔍</w:t>
+        <w:t>⚡</w:t>
       </w:r>
       <w:r>
         <w:rPr>
@@ -207,7 +1036,7 @@
           <w:szCs w:val="36"/>
           <w14:ligatures w14:val="none"/>
         </w:rPr>
-        <w:t xml:space="preserve"> Debugging Strategy</w:t>
+        <w:t xml:space="preserve"> Performance Optimization</w:t>
       </w:r>
     </w:p>
     <w:p>
@@ -262,35 +1091,7 @@
           <w:szCs w:val="27"/>
           <w14:ligatures w14:val="none"/>
         </w:rPr>
-        <w:t xml:space="preserve"> Backend (</w:t>
-      </w:r>
-      <w:proofErr w:type="spellStart"/>
-      <w:r>
-        <w:rPr>
-          <w:rFonts w:ascii="Times New Roman" w:eastAsia="Times New Roman" w:hAnsi="Times New Roman" w:cs="Times New Roman"/>
-          <w:b/>
-          <w:bCs/>
-          <w:color w:val="000000"/>
-          <w:kern w:val="0"/>
-          <w:sz w:val="27"/>
-          <w:szCs w:val="27"/>
-          <w14:ligatures w14:val="none"/>
-        </w:rPr>
-        <w:t>FastAPI</w:t>
-      </w:r>
-      <w:proofErr w:type="spellEnd"/>
-      <w:r>
-        <w:rPr>
-          <w:rFonts w:ascii="Times New Roman" w:eastAsia="Times New Roman" w:hAnsi="Times New Roman" w:cs="Times New Roman"/>
-          <w:b/>
-          <w:bCs/>
-          <w:color w:val="000000"/>
-          <w:kern w:val="0"/>
-          <w:sz w:val="27"/>
-          <w:szCs w:val="27"/>
-          <w14:ligatures w14:val="none"/>
-        </w:rPr>
-        <w:t>)</w:t>
+        <w:t xml:space="preserve"> API &amp; Database Optimization</w:t>
       </w:r>
     </w:p>
     <w:p>
@@ -330,18 +1131,17 @@
           <w:kern w:val="0"/>
           <w14:ligatures w14:val="none"/>
         </w:rPr>
-        <w:t>Enable detailed logging</w:t>
-      </w:r>
-      <w:r>
-        <w:rPr>
-          <w:rFonts w:ascii="Times New Roman" w:eastAsia="Times New Roman" w:hAnsi="Times New Roman" w:cs="Times New Roman"/>
-          <w:color w:val="000000"/>
-          <w:kern w:val="0"/>
-          <w14:ligatures w14:val="none"/>
-        </w:rPr>
-        <w:t> using </w:t>
-      </w:r>
-      <w:proofErr w:type="spellStart"/>
+        <w:t>Enable SQL query caching</w:t>
+      </w:r>
+      <w:r>
+        <w:rPr>
+          <w:rFonts w:ascii="Times New Roman" w:eastAsia="Times New Roman" w:hAnsi="Times New Roman" w:cs="Times New Roman"/>
+          <w:color w:val="000000"/>
+          <w:kern w:val="0"/>
+          <w14:ligatures w14:val="none"/>
+        </w:rPr>
+        <w:t> (</w:t>
+      </w:r>
       <w:r>
         <w:rPr>
           <w:rFonts w:ascii="Courier New" w:eastAsia="Times New Roman" w:hAnsi="Courier New" w:cs="Courier New"/>
@@ -351,17 +1151,36 @@
           <w:szCs w:val="20"/>
           <w14:ligatures w14:val="none"/>
         </w:rPr>
-        <w:t>loguru</w:t>
-      </w:r>
-      <w:proofErr w:type="spellEnd"/>
-      <w:r>
-        <w:rPr>
-          <w:rFonts w:ascii="Times New Roman" w:eastAsia="Times New Roman" w:hAnsi="Times New Roman" w:cs="Times New Roman"/>
-          <w:color w:val="000000"/>
-          <w:kern w:val="0"/>
-          <w14:ligatures w14:val="none"/>
-        </w:rPr>
-        <w:t> for API request tracing.</w:t>
+        <w:t>Redis</w:t>
+      </w:r>
+      <w:r>
+        <w:rPr>
+          <w:rFonts w:ascii="Times New Roman" w:eastAsia="Times New Roman" w:hAnsi="Times New Roman" w:cs="Times New Roman"/>
+          <w:color w:val="000000"/>
+          <w:kern w:val="0"/>
+          <w14:ligatures w14:val="none"/>
+        </w:rPr>
+        <w:t>, </w:t>
+      </w:r>
+      <w:r>
+        <w:rPr>
+          <w:rFonts w:ascii="Courier New" w:eastAsia="Times New Roman" w:hAnsi="Courier New" w:cs="Courier New"/>
+          <w:color w:val="000000"/>
+          <w:kern w:val="0"/>
+          <w:sz w:val="20"/>
+          <w:szCs w:val="20"/>
+          <w14:ligatures w14:val="none"/>
+        </w:rPr>
+        <w:t>PostgreSQL query optimization</w:t>
+      </w:r>
+      <w:r>
+        <w:rPr>
+          <w:rFonts w:ascii="Times New Roman" w:eastAsia="Times New Roman" w:hAnsi="Times New Roman" w:cs="Times New Roman"/>
+          <w:color w:val="000000"/>
+          <w:kern w:val="0"/>
+          <w14:ligatures w14:val="none"/>
+        </w:rPr>
+        <w:t>).</w:t>
       </w:r>
       <w:r>
         <w:rPr>
@@ -388,6 +1207,74 @@
           <w:kern w:val="0"/>
           <w14:ligatures w14:val="none"/>
         </w:rPr>
+        <w:t xml:space="preserve"> Optimize </w:t>
+      </w:r>
+      <w:r>
+        <w:rPr>
+          <w:rFonts w:ascii="Times New Roman" w:eastAsia="Times New Roman" w:hAnsi="Times New Roman" w:cs="Times New Roman"/>
+          <w:b/>
+          <w:bCs/>
+          <w:color w:val="000000"/>
+          <w:kern w:val="0"/>
+          <w14:ligatures w14:val="none"/>
+        </w:rPr>
+        <w:t>MongoDB queries</w:t>
+      </w:r>
+      <w:r>
+        <w:rPr>
+          <w:rFonts w:ascii="Times New Roman" w:eastAsia="Times New Roman" w:hAnsi="Times New Roman" w:cs="Times New Roman"/>
+          <w:color w:val="000000"/>
+          <w:kern w:val="0"/>
+          <w14:ligatures w14:val="none"/>
+        </w:rPr>
+        <w:t> using </w:t>
+      </w:r>
+      <w:r>
+        <w:rPr>
+          <w:rFonts w:ascii="Times New Roman" w:eastAsia="Times New Roman" w:hAnsi="Times New Roman" w:cs="Times New Roman"/>
+          <w:b/>
+          <w:bCs/>
+          <w:color w:val="000000"/>
+          <w:kern w:val="0"/>
+          <w14:ligatures w14:val="none"/>
+        </w:rPr>
+        <w:t>proper indexing strategies</w:t>
+      </w:r>
+      <w:r>
+        <w:rPr>
+          <w:rFonts w:ascii="Times New Roman" w:eastAsia="Times New Roman" w:hAnsi="Times New Roman" w:cs="Times New Roman"/>
+          <w:color w:val="000000"/>
+          <w:kern w:val="0"/>
+          <w14:ligatures w14:val="none"/>
+        </w:rPr>
+        <w:t>.</w:t>
+      </w:r>
+      <w:r>
+        <w:rPr>
+          <w:rFonts w:ascii="Times New Roman" w:eastAsia="Times New Roman" w:hAnsi="Times New Roman" w:cs="Times New Roman"/>
+          <w:color w:val="000000"/>
+          <w:kern w:val="0"/>
+          <w14:ligatures w14:val="none"/>
+        </w:rPr>
+        <w:br/>
+      </w:r>
+      <w:r>
+        <w:rPr>
+          <w:rFonts w:ascii="Apple Color Emoji" w:eastAsia="Times New Roman" w:hAnsi="Apple Color Emoji" w:cs="Apple Color Emoji"/>
+          <w:color w:val="000000"/>
+          <w:kern w:val="0"/>
+          <w14:ligatures w14:val="none"/>
+        </w:rPr>
+        <w:lastRenderedPageBreak/>
+        <w:t>✅</w:t>
+      </w:r>
+      <w:r>
+        <w:rPr>
+          <w:rFonts w:ascii="Times New Roman" w:eastAsia="Times New Roman" w:hAnsi="Times New Roman" w:cs="Times New Roman"/>
+          <w:color w:val="000000"/>
+          <w:kern w:val="0"/>
+          <w14:ligatures w14:val="none"/>
+        </w:rPr>
         <w:t> </w:t>
       </w:r>
       <w:r>
@@ -399,40 +1286,16 @@
           <w:kern w:val="0"/>
           <w14:ligatures w14:val="none"/>
         </w:rPr>
-        <w:t xml:space="preserve">Use </w:t>
-      </w:r>
-      <w:proofErr w:type="spellStart"/>
-      <w:r>
-        <w:rPr>
-          <w:rFonts w:ascii="Times New Roman" w:eastAsia="Times New Roman" w:hAnsi="Times New Roman" w:cs="Times New Roman"/>
-          <w:b/>
-          <w:bCs/>
-          <w:color w:val="000000"/>
-          <w:kern w:val="0"/>
-          <w14:ligatures w14:val="none"/>
-        </w:rPr>
-        <w:t>FastAPI’s</w:t>
-      </w:r>
-      <w:proofErr w:type="spellEnd"/>
-      <w:r>
-        <w:rPr>
-          <w:rFonts w:ascii="Times New Roman" w:eastAsia="Times New Roman" w:hAnsi="Times New Roman" w:cs="Times New Roman"/>
-          <w:b/>
-          <w:bCs/>
-          <w:color w:val="000000"/>
-          <w:kern w:val="0"/>
-          <w14:ligatures w14:val="none"/>
-        </w:rPr>
-        <w:t xml:space="preserve"> built-in debugging tools</w:t>
-      </w:r>
-      <w:r>
-        <w:rPr>
-          <w:rFonts w:ascii="Times New Roman" w:eastAsia="Times New Roman" w:hAnsi="Times New Roman" w:cs="Times New Roman"/>
-          <w:color w:val="000000"/>
-          <w:kern w:val="0"/>
-          <w14:ligatures w14:val="none"/>
-        </w:rPr>
-        <w:t> for real-time request inspection.</w:t>
+        <w:t>Limit API response payload size</w:t>
+      </w:r>
+      <w:r>
+        <w:rPr>
+          <w:rFonts w:ascii="Times New Roman" w:eastAsia="Times New Roman" w:hAnsi="Times New Roman" w:cs="Times New Roman"/>
+          <w:color w:val="000000"/>
+          <w:kern w:val="0"/>
+          <w14:ligatures w14:val="none"/>
+        </w:rPr>
+        <w:t> to improve request speed.</w:t>
       </w:r>
       <w:r>
         <w:rPr>
@@ -459,65 +1322,27 @@
           <w:kern w:val="0"/>
           <w14:ligatures w14:val="none"/>
         </w:rPr>
-        <w:t> </w:t>
-      </w:r>
-      <w:r>
-        <w:rPr>
-          <w:rFonts w:ascii="Times New Roman" w:eastAsia="Times New Roman" w:hAnsi="Times New Roman" w:cs="Times New Roman"/>
-          <w:b/>
-          <w:bCs/>
-          <w:color w:val="000000"/>
-          <w:kern w:val="0"/>
-          <w14:ligatures w14:val="none"/>
-        </w:rPr>
-        <w:t>Automate error reporting</w:t>
-      </w:r>
-      <w:r>
-        <w:rPr>
-          <w:rFonts w:ascii="Times New Roman" w:eastAsia="Times New Roman" w:hAnsi="Times New Roman" w:cs="Times New Roman"/>
-          <w:color w:val="000000"/>
-          <w:kern w:val="0"/>
-          <w14:ligatures w14:val="none"/>
-        </w:rPr>
-        <w:t> via Sentry or an internal logging dashboard.</w:t>
-      </w:r>
-      <w:r>
-        <w:rPr>
-          <w:rFonts w:ascii="Times New Roman" w:eastAsia="Times New Roman" w:hAnsi="Times New Roman" w:cs="Times New Roman"/>
-          <w:color w:val="000000"/>
-          <w:kern w:val="0"/>
-          <w14:ligatures w14:val="none"/>
-        </w:rPr>
-        <w:br/>
-      </w:r>
-      <w:r>
-        <w:rPr>
-          <w:rFonts w:ascii="Apple Color Emoji" w:eastAsia="Times New Roman" w:hAnsi="Apple Color Emoji" w:cs="Apple Color Emoji"/>
-          <w:color w:val="000000"/>
-          <w:kern w:val="0"/>
-          <w14:ligatures w14:val="none"/>
-        </w:rPr>
-        <w:t>✅</w:t>
-      </w:r>
-      <w:r>
-        <w:rPr>
-          <w:rFonts w:ascii="Times New Roman" w:eastAsia="Times New Roman" w:hAnsi="Times New Roman" w:cs="Times New Roman"/>
-          <w:color w:val="000000"/>
-          <w:kern w:val="0"/>
-          <w14:ligatures w14:val="none"/>
-        </w:rPr>
-        <w:t> </w:t>
-      </w:r>
-      <w:r>
-        <w:rPr>
-          <w:rFonts w:ascii="Times New Roman" w:eastAsia="Times New Roman" w:hAnsi="Times New Roman" w:cs="Times New Roman"/>
-          <w:b/>
-          <w:bCs/>
-          <w:color w:val="000000"/>
-          <w:kern w:val="0"/>
-          <w14:ligatures w14:val="none"/>
-        </w:rPr>
-        <w:t>Unit test failures must auto-generate debug reports.</w:t>
+        <w:t xml:space="preserve"> Use </w:t>
+      </w:r>
+      <w:r>
+        <w:rPr>
+          <w:rFonts w:ascii="Times New Roman" w:eastAsia="Times New Roman" w:hAnsi="Times New Roman" w:cs="Times New Roman"/>
+          <w:b/>
+          <w:bCs/>
+          <w:color w:val="000000"/>
+          <w:kern w:val="0"/>
+          <w14:ligatures w14:val="none"/>
+        </w:rPr>
+        <w:t>async processing</w:t>
+      </w:r>
+      <w:r>
+        <w:rPr>
+          <w:rFonts w:ascii="Times New Roman" w:eastAsia="Times New Roman" w:hAnsi="Times New Roman" w:cs="Times New Roman"/>
+          <w:color w:val="000000"/>
+          <w:kern w:val="0"/>
+          <w14:ligatures w14:val="none"/>
+        </w:rPr>
+        <w:t> for heavy API computations.</w:t>
       </w:r>
     </w:p>
     <w:p>
@@ -572,7 +1397,7 @@
           <w:szCs w:val="27"/>
           <w14:ligatures w14:val="none"/>
         </w:rPr>
-        <w:t xml:space="preserve"> Frontend (Next.js)</w:t>
+        <w:t xml:space="preserve"> AI Model Performance Tuning</w:t>
       </w:r>
     </w:p>
     <w:p>
@@ -601,6 +1426,140 @@
           <w:kern w:val="0"/>
           <w14:ligatures w14:val="none"/>
         </w:rPr>
+        <w:t xml:space="preserve"> Optimize </w:t>
+      </w:r>
+      <w:r>
+        <w:rPr>
+          <w:rFonts w:ascii="Times New Roman" w:eastAsia="Times New Roman" w:hAnsi="Times New Roman" w:cs="Times New Roman"/>
+          <w:b/>
+          <w:bCs/>
+          <w:color w:val="000000"/>
+          <w:kern w:val="0"/>
+          <w14:ligatures w14:val="none"/>
+        </w:rPr>
+        <w:t>inference speed</w:t>
+      </w:r>
+      <w:r>
+        <w:rPr>
+          <w:rFonts w:ascii="Times New Roman" w:eastAsia="Times New Roman" w:hAnsi="Times New Roman" w:cs="Times New Roman"/>
+          <w:color w:val="000000"/>
+          <w:kern w:val="0"/>
+          <w14:ligatures w14:val="none"/>
+        </w:rPr>
+        <w:t> by using </w:t>
+      </w:r>
+      <w:r>
+        <w:rPr>
+          <w:rFonts w:ascii="Times New Roman" w:eastAsia="Times New Roman" w:hAnsi="Times New Roman" w:cs="Times New Roman"/>
+          <w:b/>
+          <w:bCs/>
+          <w:color w:val="000000"/>
+          <w:kern w:val="0"/>
+          <w14:ligatures w14:val="none"/>
+        </w:rPr>
+        <w:t>ONNX/TensorRT model conversion</w:t>
+      </w:r>
+      <w:r>
+        <w:rPr>
+          <w:rFonts w:ascii="Times New Roman" w:eastAsia="Times New Roman" w:hAnsi="Times New Roman" w:cs="Times New Roman"/>
+          <w:color w:val="000000"/>
+          <w:kern w:val="0"/>
+          <w14:ligatures w14:val="none"/>
+        </w:rPr>
+        <w:t>.</w:t>
+      </w:r>
+      <w:r>
+        <w:rPr>
+          <w:rFonts w:ascii="Times New Roman" w:eastAsia="Times New Roman" w:hAnsi="Times New Roman" w:cs="Times New Roman"/>
+          <w:color w:val="000000"/>
+          <w:kern w:val="0"/>
+          <w14:ligatures w14:val="none"/>
+        </w:rPr>
+        <w:br/>
+      </w:r>
+      <w:r>
+        <w:rPr>
+          <w:rFonts w:ascii="Apple Color Emoji" w:eastAsia="Times New Roman" w:hAnsi="Apple Color Emoji" w:cs="Apple Color Emoji"/>
+          <w:color w:val="000000"/>
+          <w:kern w:val="0"/>
+          <w14:ligatures w14:val="none"/>
+        </w:rPr>
+        <w:t>✅</w:t>
+      </w:r>
+      <w:r>
+        <w:rPr>
+          <w:rFonts w:ascii="Times New Roman" w:eastAsia="Times New Roman" w:hAnsi="Times New Roman" w:cs="Times New Roman"/>
+          <w:color w:val="000000"/>
+          <w:kern w:val="0"/>
+          <w14:ligatures w14:val="none"/>
+        </w:rPr>
+        <w:t xml:space="preserve"> Reduce model </w:t>
+      </w:r>
+      <w:r>
+        <w:rPr>
+          <w:rFonts w:ascii="Times New Roman" w:eastAsia="Times New Roman" w:hAnsi="Times New Roman" w:cs="Times New Roman"/>
+          <w:b/>
+          <w:bCs/>
+          <w:color w:val="000000"/>
+          <w:kern w:val="0"/>
+          <w14:ligatures w14:val="none"/>
+        </w:rPr>
+        <w:t>memory footprint</w:t>
+      </w:r>
+      <w:r>
+        <w:rPr>
+          <w:rFonts w:ascii="Times New Roman" w:eastAsia="Times New Roman" w:hAnsi="Times New Roman" w:cs="Times New Roman"/>
+          <w:color w:val="000000"/>
+          <w:kern w:val="0"/>
+          <w14:ligatures w14:val="none"/>
+        </w:rPr>
+        <w:t> with </w:t>
+      </w:r>
+      <w:r>
+        <w:rPr>
+          <w:rFonts w:ascii="Times New Roman" w:eastAsia="Times New Roman" w:hAnsi="Times New Roman" w:cs="Times New Roman"/>
+          <w:b/>
+          <w:bCs/>
+          <w:color w:val="000000"/>
+          <w:kern w:val="0"/>
+          <w14:ligatures w14:val="none"/>
+        </w:rPr>
+        <w:t>quantization techniques</w:t>
+      </w:r>
+      <w:r>
+        <w:rPr>
+          <w:rFonts w:ascii="Times New Roman" w:eastAsia="Times New Roman" w:hAnsi="Times New Roman" w:cs="Times New Roman"/>
+          <w:color w:val="000000"/>
+          <w:kern w:val="0"/>
+          <w14:ligatures w14:val="none"/>
+        </w:rPr>
+        <w:t>.</w:t>
+      </w:r>
+      <w:r>
+        <w:rPr>
+          <w:rFonts w:ascii="Times New Roman" w:eastAsia="Times New Roman" w:hAnsi="Times New Roman" w:cs="Times New Roman"/>
+          <w:color w:val="000000"/>
+          <w:kern w:val="0"/>
+          <w14:ligatures w14:val="none"/>
+        </w:rPr>
+        <w:br/>
+      </w:r>
+      <w:r>
+        <w:rPr>
+          <w:rFonts w:ascii="Apple Color Emoji" w:eastAsia="Times New Roman" w:hAnsi="Apple Color Emoji" w:cs="Apple Color Emoji"/>
+          <w:color w:val="000000"/>
+          <w:kern w:val="0"/>
+          <w14:ligatures w14:val="none"/>
+        </w:rPr>
+        <w:t>✅</w:t>
+      </w:r>
+      <w:r>
+        <w:rPr>
+          <w:rFonts w:ascii="Times New Roman" w:eastAsia="Times New Roman" w:hAnsi="Times New Roman" w:cs="Times New Roman"/>
+          <w:color w:val="000000"/>
+          <w:kern w:val="0"/>
+          <w14:ligatures w14:val="none"/>
+        </w:rPr>
         <w:t> </w:t>
       </w:r>
       <w:r>
@@ -612,16 +1571,16 @@
           <w:kern w:val="0"/>
           <w14:ligatures w14:val="none"/>
         </w:rPr>
-        <w:t>Use React Developer Tools</w:t>
-      </w:r>
-      <w:r>
-        <w:rPr>
-          <w:rFonts w:ascii="Times New Roman" w:eastAsia="Times New Roman" w:hAnsi="Times New Roman" w:cs="Times New Roman"/>
-          <w:color w:val="000000"/>
-          <w:kern w:val="0"/>
-          <w14:ligatures w14:val="none"/>
-        </w:rPr>
-        <w:t> to inspect state &amp; props.</w:t>
+        <w:t>Batch process</w:t>
+      </w:r>
+      <w:r>
+        <w:rPr>
+          <w:rFonts w:ascii="Times New Roman" w:eastAsia="Times New Roman" w:hAnsi="Times New Roman" w:cs="Times New Roman"/>
+          <w:color w:val="000000"/>
+          <w:kern w:val="0"/>
+          <w14:ligatures w14:val="none"/>
+        </w:rPr>
+        <w:t> multiple AI queries instead of running them sequentially.</w:t>
       </w:r>
       <w:r>
         <w:rPr>
@@ -648,136 +1607,27 @@
           <w:kern w:val="0"/>
           <w14:ligatures w14:val="none"/>
         </w:rPr>
-        <w:t> </w:t>
-      </w:r>
-      <w:r>
-        <w:rPr>
-          <w:rFonts w:ascii="Times New Roman" w:eastAsia="Times New Roman" w:hAnsi="Times New Roman" w:cs="Times New Roman"/>
-          <w:b/>
-          <w:bCs/>
-          <w:color w:val="000000"/>
-          <w:kern w:val="0"/>
-          <w14:ligatures w14:val="none"/>
-        </w:rPr>
-        <w:t>Enable Redux/</w:t>
-      </w:r>
-      <w:proofErr w:type="spellStart"/>
-      <w:r>
-        <w:rPr>
-          <w:rFonts w:ascii="Times New Roman" w:eastAsia="Times New Roman" w:hAnsi="Times New Roman" w:cs="Times New Roman"/>
-          <w:b/>
-          <w:bCs/>
-          <w:color w:val="000000"/>
-          <w:kern w:val="0"/>
-          <w14:ligatures w14:val="none"/>
-        </w:rPr>
-        <w:t>Zustand</w:t>
-      </w:r>
-      <w:proofErr w:type="spellEnd"/>
-      <w:r>
-        <w:rPr>
-          <w:rFonts w:ascii="Times New Roman" w:eastAsia="Times New Roman" w:hAnsi="Times New Roman" w:cs="Times New Roman"/>
-          <w:b/>
-          <w:bCs/>
-          <w:color w:val="000000"/>
-          <w:kern w:val="0"/>
-          <w14:ligatures w14:val="none"/>
-        </w:rPr>
-        <w:t xml:space="preserve"> state logging</w:t>
-      </w:r>
-      <w:r>
-        <w:rPr>
-          <w:rFonts w:ascii="Times New Roman" w:eastAsia="Times New Roman" w:hAnsi="Times New Roman" w:cs="Times New Roman"/>
-          <w:color w:val="000000"/>
-          <w:kern w:val="0"/>
-          <w14:ligatures w14:val="none"/>
-        </w:rPr>
-        <w:t> for easier bug tracking.</w:t>
-      </w:r>
-      <w:r>
-        <w:rPr>
-          <w:rFonts w:ascii="Times New Roman" w:eastAsia="Times New Roman" w:hAnsi="Times New Roman" w:cs="Times New Roman"/>
-          <w:color w:val="000000"/>
-          <w:kern w:val="0"/>
-          <w14:ligatures w14:val="none"/>
-        </w:rPr>
-        <w:br/>
-      </w:r>
-      <w:r>
-        <w:rPr>
-          <w:rFonts w:ascii="Apple Color Emoji" w:eastAsia="Times New Roman" w:hAnsi="Apple Color Emoji" w:cs="Apple Color Emoji"/>
-          <w:color w:val="000000"/>
-          <w:kern w:val="0"/>
-          <w14:ligatures w14:val="none"/>
-        </w:rPr>
-        <w:t>✅</w:t>
-      </w:r>
-      <w:r>
-        <w:rPr>
-          <w:rFonts w:ascii="Times New Roman" w:eastAsia="Times New Roman" w:hAnsi="Times New Roman" w:cs="Times New Roman"/>
-          <w:color w:val="000000"/>
-          <w:kern w:val="0"/>
-          <w14:ligatures w14:val="none"/>
-        </w:rPr>
-        <w:t> </w:t>
-      </w:r>
-      <w:r>
-        <w:rPr>
-          <w:rFonts w:ascii="Times New Roman" w:eastAsia="Times New Roman" w:hAnsi="Times New Roman" w:cs="Times New Roman"/>
-          <w:b/>
-          <w:bCs/>
-          <w:color w:val="000000"/>
-          <w:kern w:val="0"/>
-          <w14:ligatures w14:val="none"/>
-        </w:rPr>
-        <w:t>Implement Hot Module Reloading (HMR) for faster UI debugging.</w:t>
-      </w:r>
-      <w:r>
-        <w:rPr>
-          <w:rFonts w:ascii="Times New Roman" w:eastAsia="Times New Roman" w:hAnsi="Times New Roman" w:cs="Times New Roman"/>
-          <w:color w:val="000000"/>
-          <w:kern w:val="0"/>
-          <w14:ligatures w14:val="none"/>
-        </w:rPr>
-        <w:br/>
-      </w:r>
-      <w:r>
-        <w:rPr>
-          <w:rFonts w:ascii="Apple Color Emoji" w:eastAsia="Times New Roman" w:hAnsi="Apple Color Emoji" w:cs="Apple Color Emoji"/>
-          <w:color w:val="000000"/>
-          <w:kern w:val="0"/>
-          <w14:ligatures w14:val="none"/>
-        </w:rPr>
-        <w:t>✅</w:t>
-      </w:r>
-      <w:r>
-        <w:rPr>
-          <w:rFonts w:ascii="Times New Roman" w:eastAsia="Times New Roman" w:hAnsi="Times New Roman" w:cs="Times New Roman"/>
-          <w:color w:val="000000"/>
-          <w:kern w:val="0"/>
-          <w14:ligatures w14:val="none"/>
-        </w:rPr>
-        <w:t> </w:t>
-      </w:r>
-      <w:r>
-        <w:rPr>
-          <w:rFonts w:ascii="Times New Roman" w:eastAsia="Times New Roman" w:hAnsi="Times New Roman" w:cs="Times New Roman"/>
-          <w:b/>
-          <w:bCs/>
-          <w:color w:val="000000"/>
-          <w:kern w:val="0"/>
-          <w14:ligatures w14:val="none"/>
-        </w:rPr>
-        <w:t>Run Lighthouse audits</w:t>
-      </w:r>
-      <w:r>
-        <w:rPr>
-          <w:rFonts w:ascii="Times New Roman" w:eastAsia="Times New Roman" w:hAnsi="Times New Roman" w:cs="Times New Roman"/>
-          <w:color w:val="000000"/>
-          <w:kern w:val="0"/>
-          <w14:ligatures w14:val="none"/>
-        </w:rPr>
-        <w:t> for frontend performance insights.</w:t>
+        <w:t xml:space="preserve"> Run </w:t>
+      </w:r>
+      <w:r>
+        <w:rPr>
+          <w:rFonts w:ascii="Times New Roman" w:eastAsia="Times New Roman" w:hAnsi="Times New Roman" w:cs="Times New Roman"/>
+          <w:b/>
+          <w:bCs/>
+          <w:color w:val="000000"/>
+          <w:kern w:val="0"/>
+          <w14:ligatures w14:val="none"/>
+        </w:rPr>
+        <w:t>AI model load tests</w:t>
+      </w:r>
+      <w:r>
+        <w:rPr>
+          <w:rFonts w:ascii="Times New Roman" w:eastAsia="Times New Roman" w:hAnsi="Times New Roman" w:cs="Times New Roman"/>
+          <w:color w:val="000000"/>
+          <w:kern w:val="0"/>
+          <w14:ligatures w14:val="none"/>
+        </w:rPr>
+        <w:t> to detect and prevent bottlenecks.</w:t>
       </w:r>
     </w:p>
     <w:p>
@@ -832,63 +1682,7 @@
           <w:szCs w:val="27"/>
           <w14:ligatures w14:val="none"/>
         </w:rPr>
-        <w:t xml:space="preserve"> AI Model Execution (</w:t>
-      </w:r>
-      <w:proofErr w:type="spellStart"/>
-      <w:r>
-        <w:rPr>
-          <w:rFonts w:ascii="Times New Roman" w:eastAsia="Times New Roman" w:hAnsi="Times New Roman" w:cs="Times New Roman"/>
-          <w:b/>
-          <w:bCs/>
-          <w:color w:val="000000"/>
-          <w:kern w:val="0"/>
-          <w:sz w:val="27"/>
-          <w:szCs w:val="27"/>
-          <w14:ligatures w14:val="none"/>
-        </w:rPr>
-        <w:t>Ollama</w:t>
-      </w:r>
-      <w:proofErr w:type="spellEnd"/>
-      <w:r>
-        <w:rPr>
-          <w:rFonts w:ascii="Times New Roman" w:eastAsia="Times New Roman" w:hAnsi="Times New Roman" w:cs="Times New Roman"/>
-          <w:b/>
-          <w:bCs/>
-          <w:color w:val="000000"/>
-          <w:kern w:val="0"/>
-          <w:sz w:val="27"/>
-          <w:szCs w:val="27"/>
-          <w14:ligatures w14:val="none"/>
-        </w:rPr>
-        <w:t xml:space="preserve">, Mistral, </w:t>
-      </w:r>
-      <w:proofErr w:type="spellStart"/>
-      <w:r>
-        <w:rPr>
-          <w:rFonts w:ascii="Times New Roman" w:eastAsia="Times New Roman" w:hAnsi="Times New Roman" w:cs="Times New Roman"/>
-          <w:b/>
-          <w:bCs/>
-          <w:color w:val="000000"/>
-          <w:kern w:val="0"/>
-          <w:sz w:val="27"/>
-          <w:szCs w:val="27"/>
-          <w14:ligatures w14:val="none"/>
-        </w:rPr>
-        <w:t>DeepSeek</w:t>
-      </w:r>
-      <w:proofErr w:type="spellEnd"/>
-      <w:r>
-        <w:rPr>
-          <w:rFonts w:ascii="Times New Roman" w:eastAsia="Times New Roman" w:hAnsi="Times New Roman" w:cs="Times New Roman"/>
-          <w:b/>
-          <w:bCs/>
-          <w:color w:val="000000"/>
-          <w:kern w:val="0"/>
-          <w:sz w:val="27"/>
-          <w:szCs w:val="27"/>
-          <w14:ligatures w14:val="none"/>
-        </w:rPr>
-        <w:t xml:space="preserve"> Coder)</w:t>
+        <w:t xml:space="preserve"> Frontend Speed &amp; UX Optimization</w:t>
       </w:r>
     </w:p>
     <w:p>
@@ -928,16 +1722,16 @@
           <w:kern w:val="0"/>
           <w14:ligatures w14:val="none"/>
         </w:rPr>
-        <w:t>Enable debug mode</w:t>
-      </w:r>
-      <w:r>
-        <w:rPr>
-          <w:rFonts w:ascii="Times New Roman" w:eastAsia="Times New Roman" w:hAnsi="Times New Roman" w:cs="Times New Roman"/>
-          <w:color w:val="000000"/>
-          <w:kern w:val="0"/>
-          <w14:ligatures w14:val="none"/>
-        </w:rPr>
-        <w:t> for AI models to log inference errors.</w:t>
+        <w:t>Lazy-load non-critical components</w:t>
+      </w:r>
+      <w:r>
+        <w:rPr>
+          <w:rFonts w:ascii="Times New Roman" w:eastAsia="Times New Roman" w:hAnsi="Times New Roman" w:cs="Times New Roman"/>
+          <w:color w:val="000000"/>
+          <w:kern w:val="0"/>
+          <w14:ligatures w14:val="none"/>
+        </w:rPr>
+        <w:t> to improve page load time.</w:t>
       </w:r>
       <w:r>
         <w:rPr>
@@ -975,31 +1769,16 @@
           <w:kern w:val="0"/>
           <w14:ligatures w14:val="none"/>
         </w:rPr>
-        <w:t xml:space="preserve">Use </w:t>
-      </w:r>
-      <w:proofErr w:type="spellStart"/>
-      <w:r>
-        <w:rPr>
-          <w:rFonts w:ascii="Times New Roman" w:eastAsia="Times New Roman" w:hAnsi="Times New Roman" w:cs="Times New Roman"/>
-          <w:b/>
-          <w:bCs/>
-          <w:color w:val="000000"/>
-          <w:kern w:val="0"/>
-          <w14:ligatures w14:val="none"/>
-        </w:rPr>
-        <w:t>Jupyter</w:t>
-      </w:r>
-      <w:proofErr w:type="spellEnd"/>
-      <w:r>
-        <w:rPr>
-          <w:rFonts w:ascii="Times New Roman" w:eastAsia="Times New Roman" w:hAnsi="Times New Roman" w:cs="Times New Roman"/>
-          <w:b/>
-          <w:bCs/>
-          <w:color w:val="000000"/>
-          <w:kern w:val="0"/>
-          <w14:ligatures w14:val="none"/>
-        </w:rPr>
-        <w:t xml:space="preserve"> Notebooks for step-by-step model validation.</w:t>
+        <w:t>Minify CSS/JS bundles</w:t>
+      </w:r>
+      <w:r>
+        <w:rPr>
+          <w:rFonts w:ascii="Times New Roman" w:eastAsia="Times New Roman" w:hAnsi="Times New Roman" w:cs="Times New Roman"/>
+          <w:color w:val="000000"/>
+          <w:kern w:val="0"/>
+          <w14:ligatures w14:val="none"/>
+        </w:rPr>
+        <w:t> and remove unused dependencies.</w:t>
       </w:r>
       <w:r>
         <w:rPr>
@@ -1037,16 +1816,56 @@
           <w:kern w:val="0"/>
           <w14:ligatures w14:val="none"/>
         </w:rPr>
-        <w:t>Benchmark AI processing speed</w:t>
-      </w:r>
-      <w:r>
-        <w:rPr>
-          <w:rFonts w:ascii="Times New Roman" w:eastAsia="Times New Roman" w:hAnsi="Times New Roman" w:cs="Times New Roman"/>
-          <w:color w:val="000000"/>
-          <w:kern w:val="0"/>
-          <w14:ligatures w14:val="none"/>
-        </w:rPr>
-        <w:t> with test datasets.</w:t>
+        <w:t>Use image compression &amp; next-gen formats</w:t>
+      </w:r>
+      <w:r>
+        <w:rPr>
+          <w:rFonts w:ascii="Times New Roman" w:eastAsia="Times New Roman" w:hAnsi="Times New Roman" w:cs="Times New Roman"/>
+          <w:color w:val="000000"/>
+          <w:kern w:val="0"/>
+          <w14:ligatures w14:val="none"/>
+        </w:rPr>
+        <w:t> (</w:t>
+      </w:r>
+      <w:r>
+        <w:rPr>
+          <w:rFonts w:ascii="Courier New" w:eastAsia="Times New Roman" w:hAnsi="Courier New" w:cs="Courier New"/>
+          <w:color w:val="000000"/>
+          <w:kern w:val="0"/>
+          <w:sz w:val="20"/>
+          <w:szCs w:val="20"/>
+          <w14:ligatures w14:val="none"/>
+        </w:rPr>
+        <w:t>WebP</w:t>
+      </w:r>
+      <w:r>
+        <w:rPr>
+          <w:rFonts w:ascii="Times New Roman" w:eastAsia="Times New Roman" w:hAnsi="Times New Roman" w:cs="Times New Roman"/>
+          <w:color w:val="000000"/>
+          <w:kern w:val="0"/>
+          <w14:ligatures w14:val="none"/>
+        </w:rPr>
+        <w:t>, </w:t>
+      </w:r>
+      <w:r>
+        <w:rPr>
+          <w:rFonts w:ascii="Courier New" w:eastAsia="Times New Roman" w:hAnsi="Courier New" w:cs="Courier New"/>
+          <w:color w:val="000000"/>
+          <w:kern w:val="0"/>
+          <w:sz w:val="20"/>
+          <w:szCs w:val="20"/>
+          <w14:ligatures w14:val="none"/>
+        </w:rPr>
+        <w:t>AVIF</w:t>
+      </w:r>
+      <w:r>
+        <w:rPr>
+          <w:rFonts w:ascii="Times New Roman" w:eastAsia="Times New Roman" w:hAnsi="Times New Roman" w:cs="Times New Roman"/>
+          <w:color w:val="000000"/>
+          <w:kern w:val="0"/>
+          <w14:ligatures w14:val="none"/>
+        </w:rPr>
+        <w:t>).</w:t>
       </w:r>
       <w:r>
         <w:rPr>
@@ -1073,18 +1892,47 @@
           <w:kern w:val="0"/>
           <w14:ligatures w14:val="none"/>
         </w:rPr>
-        <w:t> </w:t>
-      </w:r>
-      <w:r>
-        <w:rPr>
-          <w:rFonts w:ascii="Times New Roman" w:eastAsia="Times New Roman" w:hAnsi="Times New Roman" w:cs="Times New Roman"/>
-          <w:b/>
-          <w:bCs/>
-          <w:color w:val="000000"/>
-          <w:kern w:val="0"/>
-          <w14:ligatures w14:val="none"/>
-        </w:rPr>
-        <w:t>Store AI model logs for deeper issue tracking.</w:t>
+        <w:t xml:space="preserve"> Improve </w:t>
+      </w:r>
+      <w:r>
+        <w:rPr>
+          <w:rFonts w:ascii="Times New Roman" w:eastAsia="Times New Roman" w:hAnsi="Times New Roman" w:cs="Times New Roman"/>
+          <w:b/>
+          <w:bCs/>
+          <w:color w:val="000000"/>
+          <w:kern w:val="0"/>
+          <w14:ligatures w14:val="none"/>
+        </w:rPr>
+        <w:t>Time to First Paint (TTFP)</w:t>
+      </w:r>
+      <w:r>
+        <w:rPr>
+          <w:rFonts w:ascii="Times New Roman" w:eastAsia="Times New Roman" w:hAnsi="Times New Roman" w:cs="Times New Roman"/>
+          <w:color w:val="000000"/>
+          <w:kern w:val="0"/>
+          <w14:ligatures w14:val="none"/>
+        </w:rPr>
+        <w:t> and </w:t>
+      </w:r>
+      <w:r>
+        <w:rPr>
+          <w:rFonts w:ascii="Times New Roman" w:eastAsia="Times New Roman" w:hAnsi="Times New Roman" w:cs="Times New Roman"/>
+          <w:b/>
+          <w:bCs/>
+          <w:color w:val="000000"/>
+          <w:kern w:val="0"/>
+          <w14:ligatures w14:val="none"/>
+        </w:rPr>
+        <w:t>Largest Contentful Paint (LCP)</w:t>
+      </w:r>
+      <w:r>
+        <w:rPr>
+          <w:rFonts w:ascii="Times New Roman" w:eastAsia="Times New Roman" w:hAnsi="Times New Roman" w:cs="Times New Roman"/>
+          <w:color w:val="000000"/>
+          <w:kern w:val="0"/>
+          <w14:ligatures w14:val="none"/>
+        </w:rPr>
+        <w:t> for UI speed.</w:t>
       </w:r>
     </w:p>
     <w:p>
@@ -1092,7 +1940,6 @@
         <w:spacing w:after="0" w:line="240" w:lineRule="auto"/>
         <w:rPr>
           <w:rFonts w:ascii="Times New Roman" w:eastAsia="Times New Roman" w:hAnsi="Times New Roman" w:cs="Times New Roman"/>
-          <w:color w:val="000000"/>
           <w:kern w:val="0"/>
           <w14:ligatures w14:val="none"/>
         </w:rPr>
@@ -1101,11 +1948,10 @@
         <w:rPr>
           <w:rFonts w:ascii="Times New Roman" w:eastAsia="Times New Roman" w:hAnsi="Times New Roman" w:cs="Times New Roman"/>
           <w:noProof/>
-          <w:color w:val="000000"/>
           <w:kern w:val="0"/>
         </w:rPr>
         <w:pict>
-          <v:rect id="_x0000_i1027" alt="" style="width:468pt;height:.05pt;mso-width-percent:0;mso-height-percent:0;mso-width-percent:0;mso-height-percent:0" o:hralign="center" o:hrstd="t" o:hr="t" fillcolor="#a0a0a0" stroked="f"/>
+          <v:rect id="_x0000_i1026" alt="" style="width:468pt;height:.05pt;mso-width-percent:0;mso-height-percent:0;mso-width-percent:0;mso-height-percent:0" o:hralign="center" o:hrstd="t" o:hr="t" fillcolor="#a0a0a0" stroked="f"/>
         </w:pict>
       </w:r>
     </w:p>
@@ -1135,7 +1981,7 @@
           <w:szCs w:val="36"/>
           <w14:ligatures w14:val="none"/>
         </w:rPr>
-        <w:t>⚡</w:t>
+        <w:t>🛡️</w:t>
       </w:r>
       <w:r>
         <w:rPr>
@@ -1148,76 +1994,21 @@
           <w:szCs w:val="36"/>
           <w14:ligatures w14:val="none"/>
         </w:rPr>
-        <w:t xml:space="preserve"> Performance Optimization</w:t>
+        <w:t xml:space="preserve"> Preventative Measures</w:t>
       </w:r>
     </w:p>
     <w:p>
       <w:pPr>
         <w:spacing w:before="100" w:beforeAutospacing="1" w:after="100" w:afterAutospacing="1" w:line="240" w:lineRule="auto"/>
-        <w:outlineLvl w:val="2"/>
-        <w:rPr>
-          <w:rFonts w:ascii="Times New Roman" w:eastAsia="Times New Roman" w:hAnsi="Times New Roman" w:cs="Times New Roman"/>
-          <w:b/>
-          <w:bCs/>
-          <w:color w:val="000000"/>
-          <w:kern w:val="0"/>
-          <w:sz w:val="27"/>
-          <w:szCs w:val="27"/>
+        <w:rPr>
+          <w:rFonts w:ascii="Times New Roman" w:eastAsia="Times New Roman" w:hAnsi="Times New Roman" w:cs="Times New Roman"/>
+          <w:color w:val="000000"/>
+          <w:kern w:val="0"/>
           <w14:ligatures w14:val="none"/>
         </w:rPr>
       </w:pPr>
       <w:r>
         <w:rPr>
-          <w:rFonts w:ascii="Times New Roman" w:eastAsia="Times New Roman" w:hAnsi="Times New Roman" w:cs="Times New Roman"/>
-          <w:b/>
-          <w:bCs/>
-          <w:color w:val="000000"/>
-          <w:kern w:val="0"/>
-          <w:sz w:val="27"/>
-          <w:szCs w:val="27"/>
-          <w14:ligatures w14:val="none"/>
-        </w:rPr>
-        <w:t>1</w:t>
-      </w:r>
-      <w:r>
-        <w:rPr>
-          <w:rFonts w:ascii="Apple Color Emoji" w:eastAsia="Times New Roman" w:hAnsi="Apple Color Emoji" w:cs="Apple Color Emoji"/>
-          <w:b/>
-          <w:bCs/>
-          <w:color w:val="000000"/>
-          <w:kern w:val="0"/>
-          <w:sz w:val="27"/>
-          <w:szCs w:val="27"/>
-          <w14:ligatures w14:val="none"/>
-        </w:rPr>
-        <w:t>️⃣</w:t>
-      </w:r>
-      <w:r>
-        <w:rPr>
-          <w:rFonts w:ascii="Times New Roman" w:eastAsia="Times New Roman" w:hAnsi="Times New Roman" w:cs="Times New Roman"/>
-          <w:b/>
-          <w:bCs/>
-          <w:color w:val="000000"/>
-          <w:kern w:val="0"/>
-          <w:sz w:val="27"/>
-          <w:szCs w:val="27"/>
-          <w14:ligatures w14:val="none"/>
-        </w:rPr>
-        <w:t xml:space="preserve"> API &amp; Database Optimization</w:t>
-      </w:r>
-    </w:p>
-    <w:p>
-      <w:pPr>
-        <w:spacing w:before="100" w:beforeAutospacing="1" w:after="100" w:afterAutospacing="1" w:line="240" w:lineRule="auto"/>
-        <w:rPr>
-          <w:rFonts w:ascii="Times New Roman" w:eastAsia="Times New Roman" w:hAnsi="Times New Roman" w:cs="Times New Roman"/>
-          <w:color w:val="000000"/>
-          <w:kern w:val="0"/>
-          <w14:ligatures w14:val="none"/>
-        </w:rPr>
-      </w:pPr>
-      <w:r>
-        <w:rPr>
           <w:rFonts w:ascii="Apple Color Emoji" w:eastAsia="Times New Roman" w:hAnsi="Apple Color Emoji" w:cs="Apple Color Emoji"/>
           <w:color w:val="000000"/>
           <w:kern w:val="0"/>
@@ -1243,7 +2034,16 @@
           <w:kern w:val="0"/>
           <w14:ligatures w14:val="none"/>
         </w:rPr>
-        <w:t>Enable SQL query caching (Redis/PostgreSQL query optimization).</w:t>
+        <w:t>Automate dependency updates</w:t>
+      </w:r>
+      <w:r>
+        <w:rPr>
+          <w:rFonts w:ascii="Times New Roman" w:eastAsia="Times New Roman" w:hAnsi="Times New Roman" w:cs="Times New Roman"/>
+          <w:color w:val="000000"/>
+          <w:kern w:val="0"/>
+          <w14:ligatures w14:val="none"/>
+        </w:rPr>
+        <w:t> to prevent outdated package vulnerabilities.</w:t>
       </w:r>
       <w:r>
         <w:rPr>
@@ -1281,16 +2081,76 @@
           <w:kern w:val="0"/>
           <w14:ligatures w14:val="none"/>
         </w:rPr>
-        <w:t>Optimize MongoDB queries</w:t>
-      </w:r>
-      <w:r>
-        <w:rPr>
-          <w:rFonts w:ascii="Times New Roman" w:eastAsia="Times New Roman" w:hAnsi="Times New Roman" w:cs="Times New Roman"/>
-          <w:color w:val="000000"/>
-          <w:kern w:val="0"/>
-          <w14:ligatures w14:val="none"/>
-        </w:rPr>
-        <w:t> using proper indexing strategies.</w:t>
+        <w:t>Monitor server health metrics</w:t>
+      </w:r>
+      <w:r>
+        <w:rPr>
+          <w:rFonts w:ascii="Times New Roman" w:eastAsia="Times New Roman" w:hAnsi="Times New Roman" w:cs="Times New Roman"/>
+          <w:color w:val="000000"/>
+          <w:kern w:val="0"/>
+          <w14:ligatures w14:val="none"/>
+        </w:rPr>
+        <w:t> (</w:t>
+      </w:r>
+      <w:r>
+        <w:rPr>
+          <w:rFonts w:ascii="Courier New" w:eastAsia="Times New Roman" w:hAnsi="Courier New" w:cs="Courier New"/>
+          <w:color w:val="000000"/>
+          <w:kern w:val="0"/>
+          <w:sz w:val="20"/>
+          <w:szCs w:val="20"/>
+          <w14:ligatures w14:val="none"/>
+        </w:rPr>
+        <w:t>CPU</w:t>
+      </w:r>
+      <w:r>
+        <w:rPr>
+          <w:rFonts w:ascii="Times New Roman" w:eastAsia="Times New Roman" w:hAnsi="Times New Roman" w:cs="Times New Roman"/>
+          <w:color w:val="000000"/>
+          <w:kern w:val="0"/>
+          <w14:ligatures w14:val="none"/>
+        </w:rPr>
+        <w:t>, </w:t>
+      </w:r>
+      <w:r>
+        <w:rPr>
+          <w:rFonts w:ascii="Courier New" w:eastAsia="Times New Roman" w:hAnsi="Courier New" w:cs="Courier New"/>
+          <w:color w:val="000000"/>
+          <w:kern w:val="0"/>
+          <w:sz w:val="20"/>
+          <w:szCs w:val="20"/>
+          <w14:ligatures w14:val="none"/>
+        </w:rPr>
+        <w:t>memory</w:t>
+      </w:r>
+      <w:r>
+        <w:rPr>
+          <w:rFonts w:ascii="Times New Roman" w:eastAsia="Times New Roman" w:hAnsi="Times New Roman" w:cs="Times New Roman"/>
+          <w:color w:val="000000"/>
+          <w:kern w:val="0"/>
+          <w14:ligatures w14:val="none"/>
+        </w:rPr>
+        <w:t>, </w:t>
+      </w:r>
+      <w:r>
+        <w:rPr>
+          <w:rFonts w:ascii="Courier New" w:eastAsia="Times New Roman" w:hAnsi="Courier New" w:cs="Courier New"/>
+          <w:color w:val="000000"/>
+          <w:kern w:val="0"/>
+          <w:sz w:val="20"/>
+          <w:szCs w:val="20"/>
+          <w14:ligatures w14:val="none"/>
+        </w:rPr>
+        <w:t>I/O usage</w:t>
+      </w:r>
+      <w:r>
+        <w:rPr>
+          <w:rFonts w:ascii="Times New Roman" w:eastAsia="Times New Roman" w:hAnsi="Times New Roman" w:cs="Times New Roman"/>
+          <w:color w:val="000000"/>
+          <w:kern w:val="0"/>
+          <w14:ligatures w14:val="none"/>
+        </w:rPr>
+        <w:t>).</w:t>
       </w:r>
       <w:r>
         <w:rPr>
@@ -1308,7 +2168,6 @@
           <w:kern w:val="0"/>
           <w14:ligatures w14:val="none"/>
         </w:rPr>
-        <w:lastRenderedPageBreak/>
         <w:t>✅</w:t>
       </w:r>
       <w:r>
@@ -1329,16 +2188,16 @@
           <w:kern w:val="0"/>
           <w14:ligatures w14:val="none"/>
         </w:rPr>
-        <w:t>Limit API response payload size</w:t>
-      </w:r>
-      <w:r>
-        <w:rPr>
-          <w:rFonts w:ascii="Times New Roman" w:eastAsia="Times New Roman" w:hAnsi="Times New Roman" w:cs="Times New Roman"/>
-          <w:color w:val="000000"/>
-          <w:kern w:val="0"/>
-          <w14:ligatures w14:val="none"/>
-        </w:rPr>
-        <w:t> to improve speed.</w:t>
+        <w:t>Use CI/CD pipelines</w:t>
+      </w:r>
+      <w:r>
+        <w:rPr>
+          <w:rFonts w:ascii="Times New Roman" w:eastAsia="Times New Roman" w:hAnsi="Times New Roman" w:cs="Times New Roman"/>
+          <w:color w:val="000000"/>
+          <w:kern w:val="0"/>
+          <w14:ligatures w14:val="none"/>
+        </w:rPr>
+        <w:t> to run automated tests before every deployment.</w:t>
       </w:r>
       <w:r>
         <w:rPr>
@@ -1376,529 +2235,16 @@
           <w:kern w:val="0"/>
           <w14:ligatures w14:val="none"/>
         </w:rPr>
-        <w:t>Use async processing for heavy API computations.</w:t>
-      </w:r>
-    </w:p>
-    <w:p>
-      <w:pPr>
-        <w:spacing w:before="100" w:beforeAutospacing="1" w:after="100" w:afterAutospacing="1" w:line="240" w:lineRule="auto"/>
-        <w:outlineLvl w:val="2"/>
-        <w:rPr>
-          <w:rFonts w:ascii="Times New Roman" w:eastAsia="Times New Roman" w:hAnsi="Times New Roman" w:cs="Times New Roman"/>
-          <w:b/>
-          <w:bCs/>
-          <w:color w:val="000000"/>
-          <w:kern w:val="0"/>
-          <w:sz w:val="27"/>
-          <w:szCs w:val="27"/>
-          <w14:ligatures w14:val="none"/>
-        </w:rPr>
-      </w:pPr>
-      <w:r>
-        <w:rPr>
-          <w:rFonts w:ascii="Times New Roman" w:eastAsia="Times New Roman" w:hAnsi="Times New Roman" w:cs="Times New Roman"/>
-          <w:b/>
-          <w:bCs/>
-          <w:color w:val="000000"/>
-          <w:kern w:val="0"/>
-          <w:sz w:val="27"/>
-          <w:szCs w:val="27"/>
-          <w14:ligatures w14:val="none"/>
-        </w:rPr>
-        <w:t>2</w:t>
-      </w:r>
-      <w:r>
-        <w:rPr>
-          <w:rFonts w:ascii="Apple Color Emoji" w:eastAsia="Times New Roman" w:hAnsi="Apple Color Emoji" w:cs="Apple Color Emoji"/>
-          <w:b/>
-          <w:bCs/>
-          <w:color w:val="000000"/>
-          <w:kern w:val="0"/>
-          <w:sz w:val="27"/>
-          <w:szCs w:val="27"/>
-          <w14:ligatures w14:val="none"/>
-        </w:rPr>
-        <w:t>️⃣</w:t>
-      </w:r>
-      <w:r>
-        <w:rPr>
-          <w:rFonts w:ascii="Times New Roman" w:eastAsia="Times New Roman" w:hAnsi="Times New Roman" w:cs="Times New Roman"/>
-          <w:b/>
-          <w:bCs/>
-          <w:color w:val="000000"/>
-          <w:kern w:val="0"/>
-          <w:sz w:val="27"/>
-          <w:szCs w:val="27"/>
-          <w14:ligatures w14:val="none"/>
-        </w:rPr>
-        <w:t xml:space="preserve"> AI Model Performance Tuning</w:t>
-      </w:r>
-    </w:p>
-    <w:p>
-      <w:pPr>
-        <w:spacing w:before="100" w:beforeAutospacing="1" w:after="100" w:afterAutospacing="1" w:line="240" w:lineRule="auto"/>
-        <w:rPr>
-          <w:rFonts w:ascii="Times New Roman" w:eastAsia="Times New Roman" w:hAnsi="Times New Roman" w:cs="Times New Roman"/>
-          <w:color w:val="000000"/>
-          <w:kern w:val="0"/>
-          <w14:ligatures w14:val="none"/>
-        </w:rPr>
-      </w:pPr>
-      <w:r>
-        <w:rPr>
-          <w:rFonts w:ascii="Apple Color Emoji" w:eastAsia="Times New Roman" w:hAnsi="Apple Color Emoji" w:cs="Apple Color Emoji"/>
-          <w:color w:val="000000"/>
-          <w:kern w:val="0"/>
-          <w14:ligatures w14:val="none"/>
-        </w:rPr>
-        <w:t>✅</w:t>
-      </w:r>
-      <w:r>
-        <w:rPr>
-          <w:rFonts w:ascii="Times New Roman" w:eastAsia="Times New Roman" w:hAnsi="Times New Roman" w:cs="Times New Roman"/>
-          <w:color w:val="000000"/>
-          <w:kern w:val="0"/>
-          <w14:ligatures w14:val="none"/>
-        </w:rPr>
-        <w:t> </w:t>
-      </w:r>
-      <w:r>
-        <w:rPr>
-          <w:rFonts w:ascii="Times New Roman" w:eastAsia="Times New Roman" w:hAnsi="Times New Roman" w:cs="Times New Roman"/>
-          <w:b/>
-          <w:bCs/>
-          <w:color w:val="000000"/>
-          <w:kern w:val="0"/>
-          <w14:ligatures w14:val="none"/>
-        </w:rPr>
-        <w:t>Optimize inference speed</w:t>
-      </w:r>
-      <w:r>
-        <w:rPr>
-          <w:rFonts w:ascii="Times New Roman" w:eastAsia="Times New Roman" w:hAnsi="Times New Roman" w:cs="Times New Roman"/>
-          <w:color w:val="000000"/>
-          <w:kern w:val="0"/>
-          <w14:ligatures w14:val="none"/>
-        </w:rPr>
-        <w:t> by using ONNX/</w:t>
-      </w:r>
-      <w:proofErr w:type="spellStart"/>
-      <w:r>
-        <w:rPr>
-          <w:rFonts w:ascii="Times New Roman" w:eastAsia="Times New Roman" w:hAnsi="Times New Roman" w:cs="Times New Roman"/>
-          <w:color w:val="000000"/>
-          <w:kern w:val="0"/>
-          <w14:ligatures w14:val="none"/>
-        </w:rPr>
-        <w:t>TensorRT</w:t>
-      </w:r>
-      <w:proofErr w:type="spellEnd"/>
-      <w:r>
-        <w:rPr>
-          <w:rFonts w:ascii="Times New Roman" w:eastAsia="Times New Roman" w:hAnsi="Times New Roman" w:cs="Times New Roman"/>
-          <w:color w:val="000000"/>
-          <w:kern w:val="0"/>
-          <w14:ligatures w14:val="none"/>
-        </w:rPr>
-        <w:t xml:space="preserve"> model conversion.</w:t>
-      </w:r>
-      <w:r>
-        <w:rPr>
-          <w:rFonts w:ascii="Times New Roman" w:eastAsia="Times New Roman" w:hAnsi="Times New Roman" w:cs="Times New Roman"/>
-          <w:color w:val="000000"/>
-          <w:kern w:val="0"/>
-          <w14:ligatures w14:val="none"/>
-        </w:rPr>
-        <w:br/>
-      </w:r>
-      <w:r>
-        <w:rPr>
-          <w:rFonts w:ascii="Apple Color Emoji" w:eastAsia="Times New Roman" w:hAnsi="Apple Color Emoji" w:cs="Apple Color Emoji"/>
-          <w:color w:val="000000"/>
-          <w:kern w:val="0"/>
-          <w14:ligatures w14:val="none"/>
-        </w:rPr>
-        <w:t>✅</w:t>
-      </w:r>
-      <w:r>
-        <w:rPr>
-          <w:rFonts w:ascii="Times New Roman" w:eastAsia="Times New Roman" w:hAnsi="Times New Roman" w:cs="Times New Roman"/>
-          <w:color w:val="000000"/>
-          <w:kern w:val="0"/>
-          <w14:ligatures w14:val="none"/>
-        </w:rPr>
-        <w:t> </w:t>
-      </w:r>
-      <w:r>
-        <w:rPr>
-          <w:rFonts w:ascii="Times New Roman" w:eastAsia="Times New Roman" w:hAnsi="Times New Roman" w:cs="Times New Roman"/>
-          <w:b/>
-          <w:bCs/>
-          <w:color w:val="000000"/>
-          <w:kern w:val="0"/>
-          <w14:ligatures w14:val="none"/>
-        </w:rPr>
-        <w:t>Reduce model memory footprint</w:t>
-      </w:r>
-      <w:r>
-        <w:rPr>
-          <w:rFonts w:ascii="Times New Roman" w:eastAsia="Times New Roman" w:hAnsi="Times New Roman" w:cs="Times New Roman"/>
-          <w:color w:val="000000"/>
-          <w:kern w:val="0"/>
-          <w14:ligatures w14:val="none"/>
-        </w:rPr>
-        <w:t> with quantization techniques.</w:t>
-      </w:r>
-      <w:r>
-        <w:rPr>
-          <w:rFonts w:ascii="Times New Roman" w:eastAsia="Times New Roman" w:hAnsi="Times New Roman" w:cs="Times New Roman"/>
-          <w:color w:val="000000"/>
-          <w:kern w:val="0"/>
-          <w14:ligatures w14:val="none"/>
-        </w:rPr>
-        <w:br/>
-      </w:r>
-      <w:r>
-        <w:rPr>
-          <w:rFonts w:ascii="Apple Color Emoji" w:eastAsia="Times New Roman" w:hAnsi="Apple Color Emoji" w:cs="Apple Color Emoji"/>
-          <w:color w:val="000000"/>
-          <w:kern w:val="0"/>
-          <w14:ligatures w14:val="none"/>
-        </w:rPr>
-        <w:t>✅</w:t>
-      </w:r>
-      <w:r>
-        <w:rPr>
-          <w:rFonts w:ascii="Times New Roman" w:eastAsia="Times New Roman" w:hAnsi="Times New Roman" w:cs="Times New Roman"/>
-          <w:color w:val="000000"/>
-          <w:kern w:val="0"/>
-          <w14:ligatures w14:val="none"/>
-        </w:rPr>
-        <w:t> </w:t>
-      </w:r>
-      <w:r>
-        <w:rPr>
-          <w:rFonts w:ascii="Times New Roman" w:eastAsia="Times New Roman" w:hAnsi="Times New Roman" w:cs="Times New Roman"/>
-          <w:b/>
-          <w:bCs/>
-          <w:color w:val="000000"/>
-          <w:kern w:val="0"/>
-          <w14:ligatures w14:val="none"/>
-        </w:rPr>
-        <w:t>Batch process multiple AI queries</w:t>
-      </w:r>
-      <w:r>
-        <w:rPr>
-          <w:rFonts w:ascii="Times New Roman" w:eastAsia="Times New Roman" w:hAnsi="Times New Roman" w:cs="Times New Roman"/>
-          <w:color w:val="000000"/>
-          <w:kern w:val="0"/>
-          <w14:ligatures w14:val="none"/>
-        </w:rPr>
-        <w:t> instead of running them sequentially.</w:t>
-      </w:r>
-      <w:r>
-        <w:rPr>
-          <w:rFonts w:ascii="Times New Roman" w:eastAsia="Times New Roman" w:hAnsi="Times New Roman" w:cs="Times New Roman"/>
-          <w:color w:val="000000"/>
-          <w:kern w:val="0"/>
-          <w14:ligatures w14:val="none"/>
-        </w:rPr>
-        <w:br/>
-      </w:r>
-      <w:r>
-        <w:rPr>
-          <w:rFonts w:ascii="Apple Color Emoji" w:eastAsia="Times New Roman" w:hAnsi="Apple Color Emoji" w:cs="Apple Color Emoji"/>
-          <w:color w:val="000000"/>
-          <w:kern w:val="0"/>
-          <w14:ligatures w14:val="none"/>
-        </w:rPr>
-        <w:t>✅</w:t>
-      </w:r>
-      <w:r>
-        <w:rPr>
-          <w:rFonts w:ascii="Times New Roman" w:eastAsia="Times New Roman" w:hAnsi="Times New Roman" w:cs="Times New Roman"/>
-          <w:color w:val="000000"/>
-          <w:kern w:val="0"/>
-          <w14:ligatures w14:val="none"/>
-        </w:rPr>
-        <w:t> </w:t>
-      </w:r>
-      <w:r>
-        <w:rPr>
-          <w:rFonts w:ascii="Times New Roman" w:eastAsia="Times New Roman" w:hAnsi="Times New Roman" w:cs="Times New Roman"/>
-          <w:b/>
-          <w:bCs/>
-          <w:color w:val="000000"/>
-          <w:kern w:val="0"/>
-          <w14:ligatures w14:val="none"/>
-        </w:rPr>
-        <w:t>Run AI model load tests to prevent bottlenecks.</w:t>
-      </w:r>
-    </w:p>
-    <w:p>
-      <w:pPr>
-        <w:spacing w:before="100" w:beforeAutospacing="1" w:after="100" w:afterAutospacing="1" w:line="240" w:lineRule="auto"/>
-        <w:outlineLvl w:val="2"/>
-        <w:rPr>
-          <w:rFonts w:ascii="Times New Roman" w:eastAsia="Times New Roman" w:hAnsi="Times New Roman" w:cs="Times New Roman"/>
-          <w:b/>
-          <w:bCs/>
-          <w:color w:val="000000"/>
-          <w:kern w:val="0"/>
-          <w:sz w:val="27"/>
-          <w:szCs w:val="27"/>
-          <w14:ligatures w14:val="none"/>
-        </w:rPr>
-      </w:pPr>
-      <w:r>
-        <w:rPr>
-          <w:rFonts w:ascii="Times New Roman" w:eastAsia="Times New Roman" w:hAnsi="Times New Roman" w:cs="Times New Roman"/>
-          <w:b/>
-          <w:bCs/>
-          <w:color w:val="000000"/>
-          <w:kern w:val="0"/>
-          <w:sz w:val="27"/>
-          <w:szCs w:val="27"/>
-          <w14:ligatures w14:val="none"/>
-        </w:rPr>
-        <w:t>3</w:t>
-      </w:r>
-      <w:r>
-        <w:rPr>
-          <w:rFonts w:ascii="Apple Color Emoji" w:eastAsia="Times New Roman" w:hAnsi="Apple Color Emoji" w:cs="Apple Color Emoji"/>
-          <w:b/>
-          <w:bCs/>
-          <w:color w:val="000000"/>
-          <w:kern w:val="0"/>
-          <w:sz w:val="27"/>
-          <w:szCs w:val="27"/>
-          <w14:ligatures w14:val="none"/>
-        </w:rPr>
-        <w:t>️⃣</w:t>
-      </w:r>
-      <w:r>
-        <w:rPr>
-          <w:rFonts w:ascii="Times New Roman" w:eastAsia="Times New Roman" w:hAnsi="Times New Roman" w:cs="Times New Roman"/>
-          <w:b/>
-          <w:bCs/>
-          <w:color w:val="000000"/>
-          <w:kern w:val="0"/>
-          <w:sz w:val="27"/>
-          <w:szCs w:val="27"/>
-          <w14:ligatures w14:val="none"/>
-        </w:rPr>
-        <w:t xml:space="preserve"> Frontend Speed &amp; UX Optimization</w:t>
-      </w:r>
-    </w:p>
-    <w:p>
-      <w:pPr>
-        <w:spacing w:before="100" w:beforeAutospacing="1" w:after="100" w:afterAutospacing="1" w:line="240" w:lineRule="auto"/>
-        <w:rPr>
-          <w:rFonts w:ascii="Times New Roman" w:eastAsia="Times New Roman" w:hAnsi="Times New Roman" w:cs="Times New Roman"/>
-          <w:color w:val="000000"/>
-          <w:kern w:val="0"/>
-          <w14:ligatures w14:val="none"/>
-        </w:rPr>
-      </w:pPr>
-      <w:r>
-        <w:rPr>
-          <w:rFonts w:ascii="Apple Color Emoji" w:eastAsia="Times New Roman" w:hAnsi="Apple Color Emoji" w:cs="Apple Color Emoji"/>
-          <w:color w:val="000000"/>
-          <w:kern w:val="0"/>
-          <w14:ligatures w14:val="none"/>
-        </w:rPr>
-        <w:t>✅</w:t>
-      </w:r>
-      <w:r>
-        <w:rPr>
-          <w:rFonts w:ascii="Times New Roman" w:eastAsia="Times New Roman" w:hAnsi="Times New Roman" w:cs="Times New Roman"/>
-          <w:color w:val="000000"/>
-          <w:kern w:val="0"/>
-          <w14:ligatures w14:val="none"/>
-        </w:rPr>
-        <w:t> </w:t>
-      </w:r>
-      <w:r>
-        <w:rPr>
-          <w:rFonts w:ascii="Times New Roman" w:eastAsia="Times New Roman" w:hAnsi="Times New Roman" w:cs="Times New Roman"/>
-          <w:b/>
-          <w:bCs/>
-          <w:color w:val="000000"/>
-          <w:kern w:val="0"/>
-          <w14:ligatures w14:val="none"/>
-        </w:rPr>
-        <w:t>Lazy-load non-critical components.</w:t>
-      </w:r>
-      <w:r>
-        <w:rPr>
-          <w:rFonts w:ascii="Times New Roman" w:eastAsia="Times New Roman" w:hAnsi="Times New Roman" w:cs="Times New Roman"/>
-          <w:color w:val="000000"/>
-          <w:kern w:val="0"/>
-          <w14:ligatures w14:val="none"/>
-        </w:rPr>
-        <w:br/>
-      </w:r>
-      <w:r>
-        <w:rPr>
-          <w:rFonts w:ascii="Apple Color Emoji" w:eastAsia="Times New Roman" w:hAnsi="Apple Color Emoji" w:cs="Apple Color Emoji"/>
-          <w:color w:val="000000"/>
-          <w:kern w:val="0"/>
-          <w14:ligatures w14:val="none"/>
-        </w:rPr>
-        <w:t>✅</w:t>
-      </w:r>
-      <w:r>
-        <w:rPr>
-          <w:rFonts w:ascii="Times New Roman" w:eastAsia="Times New Roman" w:hAnsi="Times New Roman" w:cs="Times New Roman"/>
-          <w:color w:val="000000"/>
-          <w:kern w:val="0"/>
-          <w14:ligatures w14:val="none"/>
-        </w:rPr>
-        <w:t> </w:t>
-      </w:r>
-      <w:r>
-        <w:rPr>
-          <w:rFonts w:ascii="Times New Roman" w:eastAsia="Times New Roman" w:hAnsi="Times New Roman" w:cs="Times New Roman"/>
-          <w:b/>
-          <w:bCs/>
-          <w:color w:val="000000"/>
-          <w:kern w:val="0"/>
-          <w14:ligatures w14:val="none"/>
-        </w:rPr>
-        <w:t>Minify CSS/JS bundles</w:t>
-      </w:r>
-      <w:r>
-        <w:rPr>
-          <w:rFonts w:ascii="Times New Roman" w:eastAsia="Times New Roman" w:hAnsi="Times New Roman" w:cs="Times New Roman"/>
-          <w:color w:val="000000"/>
-          <w:kern w:val="0"/>
-          <w14:ligatures w14:val="none"/>
-        </w:rPr>
-        <w:t> and remove unused dependencies.</w:t>
-      </w:r>
-      <w:r>
-        <w:rPr>
-          <w:rFonts w:ascii="Times New Roman" w:eastAsia="Times New Roman" w:hAnsi="Times New Roman" w:cs="Times New Roman"/>
-          <w:color w:val="000000"/>
-          <w:kern w:val="0"/>
-          <w14:ligatures w14:val="none"/>
-        </w:rPr>
-        <w:br/>
-      </w:r>
-      <w:r>
-        <w:rPr>
-          <w:rFonts w:ascii="Apple Color Emoji" w:eastAsia="Times New Roman" w:hAnsi="Apple Color Emoji" w:cs="Apple Color Emoji"/>
-          <w:color w:val="000000"/>
-          <w:kern w:val="0"/>
-          <w14:ligatures w14:val="none"/>
-        </w:rPr>
-        <w:t>✅</w:t>
-      </w:r>
-      <w:r>
-        <w:rPr>
-          <w:rFonts w:ascii="Times New Roman" w:eastAsia="Times New Roman" w:hAnsi="Times New Roman" w:cs="Times New Roman"/>
-          <w:color w:val="000000"/>
-          <w:kern w:val="0"/>
-          <w14:ligatures w14:val="none"/>
-        </w:rPr>
-        <w:t> </w:t>
-      </w:r>
-      <w:r>
-        <w:rPr>
-          <w:rFonts w:ascii="Times New Roman" w:eastAsia="Times New Roman" w:hAnsi="Times New Roman" w:cs="Times New Roman"/>
-          <w:b/>
-          <w:bCs/>
-          <w:color w:val="000000"/>
-          <w:kern w:val="0"/>
-          <w14:ligatures w14:val="none"/>
-        </w:rPr>
-        <w:t>Use image compression &amp; next-gen formats (</w:t>
-      </w:r>
-      <w:proofErr w:type="spellStart"/>
-      <w:r>
-        <w:rPr>
-          <w:rFonts w:ascii="Times New Roman" w:eastAsia="Times New Roman" w:hAnsi="Times New Roman" w:cs="Times New Roman"/>
-          <w:b/>
-          <w:bCs/>
-          <w:color w:val="000000"/>
-          <w:kern w:val="0"/>
-          <w14:ligatures w14:val="none"/>
-        </w:rPr>
-        <w:t>WebP</w:t>
-      </w:r>
-      <w:proofErr w:type="spellEnd"/>
-      <w:r>
-        <w:rPr>
-          <w:rFonts w:ascii="Times New Roman" w:eastAsia="Times New Roman" w:hAnsi="Times New Roman" w:cs="Times New Roman"/>
-          <w:b/>
-          <w:bCs/>
-          <w:color w:val="000000"/>
-          <w:kern w:val="0"/>
-          <w14:ligatures w14:val="none"/>
-        </w:rPr>
-        <w:t>, AVIF).</w:t>
-      </w:r>
-      <w:r>
-        <w:rPr>
-          <w:rFonts w:ascii="Times New Roman" w:eastAsia="Times New Roman" w:hAnsi="Times New Roman" w:cs="Times New Roman"/>
-          <w:color w:val="000000"/>
-          <w:kern w:val="0"/>
-          <w14:ligatures w14:val="none"/>
-        </w:rPr>
-        <w:br/>
-      </w:r>
-      <w:r>
-        <w:rPr>
-          <w:rFonts w:ascii="Apple Color Emoji" w:eastAsia="Times New Roman" w:hAnsi="Apple Color Emoji" w:cs="Apple Color Emoji"/>
-          <w:color w:val="000000"/>
-          <w:kern w:val="0"/>
-          <w14:ligatures w14:val="none"/>
-        </w:rPr>
-        <w:t>✅</w:t>
-      </w:r>
-      <w:r>
-        <w:rPr>
-          <w:rFonts w:ascii="Times New Roman" w:eastAsia="Times New Roman" w:hAnsi="Times New Roman" w:cs="Times New Roman"/>
-          <w:color w:val="000000"/>
-          <w:kern w:val="0"/>
-          <w14:ligatures w14:val="none"/>
-        </w:rPr>
-        <w:t> </w:t>
-      </w:r>
-      <w:r>
-        <w:rPr>
-          <w:rFonts w:ascii="Times New Roman" w:eastAsia="Times New Roman" w:hAnsi="Times New Roman" w:cs="Times New Roman"/>
-          <w:b/>
-          <w:bCs/>
-          <w:color w:val="000000"/>
-          <w:kern w:val="0"/>
-          <w14:ligatures w14:val="none"/>
-        </w:rPr>
-        <w:t xml:space="preserve">Improve Time to First Paint (TTFP) and Largest </w:t>
-      </w:r>
-      <w:proofErr w:type="spellStart"/>
-      <w:r>
-        <w:rPr>
-          <w:rFonts w:ascii="Times New Roman" w:eastAsia="Times New Roman" w:hAnsi="Times New Roman" w:cs="Times New Roman"/>
-          <w:b/>
-          <w:bCs/>
-          <w:color w:val="000000"/>
-          <w:kern w:val="0"/>
-          <w14:ligatures w14:val="none"/>
-        </w:rPr>
-        <w:t>Contentful</w:t>
-      </w:r>
-      <w:proofErr w:type="spellEnd"/>
-      <w:r>
-        <w:rPr>
-          <w:rFonts w:ascii="Times New Roman" w:eastAsia="Times New Roman" w:hAnsi="Times New Roman" w:cs="Times New Roman"/>
-          <w:b/>
-          <w:bCs/>
-          <w:color w:val="000000"/>
-          <w:kern w:val="0"/>
-          <w14:ligatures w14:val="none"/>
-        </w:rPr>
-        <w:t xml:space="preserve"> Paint (LCP).</w:t>
+        <w:t>Conduct regular security audits</w:t>
+      </w:r>
+      <w:r>
+        <w:rPr>
+          <w:rFonts w:ascii="Times New Roman" w:eastAsia="Times New Roman" w:hAnsi="Times New Roman" w:cs="Times New Roman"/>
+          <w:color w:val="000000"/>
+          <w:kern w:val="0"/>
+          <w14:ligatures w14:val="none"/>
+        </w:rPr>
+        <w:t> to detect vulnerabilities early.</w:t>
       </w:r>
     </w:p>
     <w:p>
@@ -1906,7 +2252,6 @@
         <w:spacing w:after="0" w:line="240" w:lineRule="auto"/>
         <w:rPr>
           <w:rFonts w:ascii="Times New Roman" w:eastAsia="Times New Roman" w:hAnsi="Times New Roman" w:cs="Times New Roman"/>
-          <w:color w:val="000000"/>
           <w:kern w:val="0"/>
           <w14:ligatures w14:val="none"/>
         </w:rPr>
@@ -1915,11 +2260,10 @@
         <w:rPr>
           <w:rFonts w:ascii="Times New Roman" w:eastAsia="Times New Roman" w:hAnsi="Times New Roman" w:cs="Times New Roman"/>
           <w:noProof/>
-          <w:color w:val="000000"/>
           <w:kern w:val="0"/>
         </w:rPr>
         <w:pict>
-          <v:rect id="_x0000_i1026" alt="" style="width:468pt;height:.05pt;mso-width-percent:0;mso-height-percent:0;mso-width-percent:0;mso-height-percent:0" o:hralign="center" o:hrstd="t" o:hr="t" fillcolor="#a0a0a0" stroked="f"/>
+          <v:rect id="_x0000_i1025" alt="" style="width:468pt;height:.05pt;mso-width-percent:0;mso-height-percent:0;mso-width-percent:0;mso-height-percent:0" o:hralign="center" o:hrstd="t" o:hr="t" fillcolor="#a0a0a0" stroked="f"/>
         </w:pict>
       </w:r>
     </w:p>
@@ -1949,7 +2293,7 @@
           <w:szCs w:val="36"/>
           <w14:ligatures w14:val="none"/>
         </w:rPr>
-        <w:t>🛡️</w:t>
+        <w:t>🚀</w:t>
       </w:r>
       <w:r>
         <w:rPr>
@@ -1962,7 +2306,7 @@
           <w:szCs w:val="36"/>
           <w14:ligatures w14:val="none"/>
         </w:rPr>
-        <w:t xml:space="preserve"> Preventative Measures</w:t>
+        <w:t xml:space="preserve"> Execution Priorities</w:t>
       </w:r>
     </w:p>
     <w:p>
@@ -2002,16 +2346,16 @@
           <w:kern w:val="0"/>
           <w14:ligatures w14:val="none"/>
         </w:rPr>
-        <w:t>Automate dependency updates</w:t>
-      </w:r>
-      <w:r>
-        <w:rPr>
-          <w:rFonts w:ascii="Times New Roman" w:eastAsia="Times New Roman" w:hAnsi="Times New Roman" w:cs="Times New Roman"/>
-          <w:color w:val="000000"/>
-          <w:kern w:val="0"/>
-          <w14:ligatures w14:val="none"/>
-        </w:rPr>
-        <w:t> to prevent outdated packages.</w:t>
+        <w:t>Set up centralized logging &amp; debugging tools</w:t>
+      </w:r>
+      <w:r>
+        <w:rPr>
+          <w:rFonts w:ascii="Times New Roman" w:eastAsia="Times New Roman" w:hAnsi="Times New Roman" w:cs="Times New Roman"/>
+          <w:color w:val="000000"/>
+          <w:kern w:val="0"/>
+          <w14:ligatures w14:val="none"/>
+        </w:rPr>
+        <w:t>.</w:t>
       </w:r>
       <w:r>
         <w:rPr>
@@ -2049,16 +2393,36 @@
           <w:kern w:val="0"/>
           <w14:ligatures w14:val="none"/>
         </w:rPr>
-        <w:t>Monitor server health metrics</w:t>
-      </w:r>
-      <w:r>
-        <w:rPr>
-          <w:rFonts w:ascii="Times New Roman" w:eastAsia="Times New Roman" w:hAnsi="Times New Roman" w:cs="Times New Roman"/>
-          <w:color w:val="000000"/>
-          <w:kern w:val="0"/>
-          <w14:ligatures w14:val="none"/>
-        </w:rPr>
-        <w:t> (CPU, memory, I/O usage).</w:t>
+        <w:t>Optimize AI inference speed</w:t>
+      </w:r>
+      <w:r>
+        <w:rPr>
+          <w:rFonts w:ascii="Times New Roman" w:eastAsia="Times New Roman" w:hAnsi="Times New Roman" w:cs="Times New Roman"/>
+          <w:color w:val="000000"/>
+          <w:kern w:val="0"/>
+          <w14:ligatures w14:val="none"/>
+        </w:rPr>
+        <w:t> &amp; </w:t>
+      </w:r>
+      <w:r>
+        <w:rPr>
+          <w:rFonts w:ascii="Times New Roman" w:eastAsia="Times New Roman" w:hAnsi="Times New Roman" w:cs="Times New Roman"/>
+          <w:b/>
+          <w:bCs/>
+          <w:color w:val="000000"/>
+          <w:kern w:val="0"/>
+          <w14:ligatures w14:val="none"/>
+        </w:rPr>
+        <w:t>database queries</w:t>
+      </w:r>
+      <w:r>
+        <w:rPr>
+          <w:rFonts w:ascii="Times New Roman" w:eastAsia="Times New Roman" w:hAnsi="Times New Roman" w:cs="Times New Roman"/>
+          <w:color w:val="000000"/>
+          <w:kern w:val="0"/>
+          <w14:ligatures w14:val="none"/>
+        </w:rPr>
+        <w:t>.</w:t>
       </w:r>
       <w:r>
         <w:rPr>
@@ -2096,7 +2460,16 @@
           <w:kern w:val="0"/>
           <w14:ligatures w14:val="none"/>
         </w:rPr>
-        <w:t>Use CI/CD pipeline to run tests before deployment.</w:t>
+        <w:t>Ensure CI/CD runs all tests before deployment</w:t>
+      </w:r>
+      <w:r>
+        <w:rPr>
+          <w:rFonts w:ascii="Times New Roman" w:eastAsia="Times New Roman" w:hAnsi="Times New Roman" w:cs="Times New Roman"/>
+          <w:color w:val="000000"/>
+          <w:kern w:val="0"/>
+          <w14:ligatures w14:val="none"/>
+        </w:rPr>
+        <w:t>.</w:t>
       </w:r>
       <w:r>
         <w:rPr>
@@ -2134,100 +2507,36 @@
           <w:kern w:val="0"/>
           <w14:ligatures w14:val="none"/>
         </w:rPr>
-        <w:t>Conduct regular security audits</w:t>
-      </w:r>
-      <w:r>
-        <w:rPr>
-          <w:rFonts w:ascii="Times New Roman" w:eastAsia="Times New Roman" w:hAnsi="Times New Roman" w:cs="Times New Roman"/>
-          <w:color w:val="000000"/>
-          <w:kern w:val="0"/>
-          <w14:ligatures w14:val="none"/>
-        </w:rPr>
-        <w:t> to detect vulnerabilities early.</w:t>
-      </w:r>
-    </w:p>
-    <w:p>
-      <w:pPr>
-        <w:spacing w:after="0" w:line="240" w:lineRule="auto"/>
-        <w:rPr>
-          <w:rFonts w:ascii="Times New Roman" w:eastAsia="Times New Roman" w:hAnsi="Times New Roman" w:cs="Times New Roman"/>
-          <w:color w:val="000000"/>
-          <w:kern w:val="0"/>
-          <w14:ligatures w14:val="none"/>
-        </w:rPr>
-      </w:pPr>
-      <w:r>
-        <w:rPr>
-          <w:rFonts w:ascii="Times New Roman" w:eastAsia="Times New Roman" w:hAnsi="Times New Roman" w:cs="Times New Roman"/>
-          <w:noProof/>
-          <w:color w:val="000000"/>
-          <w:kern w:val="0"/>
-        </w:rPr>
-        <w:pict>
-          <v:rect id="_x0000_i1025" alt="" style="width:468pt;height:.05pt;mso-width-percent:0;mso-height-percent:0;mso-width-percent:0;mso-height-percent:0" o:hralign="center" o:hrstd="t" o:hr="t" fillcolor="#a0a0a0" stroked="f"/>
-        </w:pict>
+        <w:t>Regularly analyze performance metrics &amp; optimize bottlenecks</w:t>
+      </w:r>
+      <w:r>
+        <w:rPr>
+          <w:rFonts w:ascii="Times New Roman" w:eastAsia="Times New Roman" w:hAnsi="Times New Roman" w:cs="Times New Roman"/>
+          <w:color w:val="000000"/>
+          <w:kern w:val="0"/>
+          <w14:ligatures w14:val="none"/>
+        </w:rPr>
+        <w:t>.</w:t>
       </w:r>
     </w:p>
     <w:p>
       <w:pPr>
         <w:spacing w:before="100" w:beforeAutospacing="1" w:after="100" w:afterAutospacing="1" w:line="240" w:lineRule="auto"/>
-        <w:outlineLvl w:val="1"/>
-        <w:rPr>
-          <w:rFonts w:ascii="Times New Roman" w:eastAsia="Times New Roman" w:hAnsi="Times New Roman" w:cs="Times New Roman"/>
-          <w:b/>
-          <w:bCs/>
-          <w:color w:val="000000"/>
-          <w:kern w:val="0"/>
-          <w:sz w:val="36"/>
-          <w:szCs w:val="36"/>
+        <w:rPr>
+          <w:rFonts w:ascii="Times New Roman" w:eastAsia="Times New Roman" w:hAnsi="Times New Roman" w:cs="Times New Roman"/>
+          <w:color w:val="000000"/>
+          <w:kern w:val="0"/>
           <w14:ligatures w14:val="none"/>
         </w:rPr>
       </w:pPr>
       <w:r>
         <w:rPr>
           <w:rFonts w:ascii="Apple Color Emoji" w:eastAsia="Times New Roman" w:hAnsi="Apple Color Emoji" w:cs="Apple Color Emoji"/>
-          <w:b/>
-          <w:bCs/>
-          <w:color w:val="000000"/>
-          <w:kern w:val="0"/>
-          <w:sz w:val="36"/>
-          <w:szCs w:val="36"/>
-          <w14:ligatures w14:val="none"/>
-        </w:rPr>
-        <w:t>🚀</w:t>
-      </w:r>
-      <w:r>
-        <w:rPr>
-          <w:rFonts w:ascii="Times New Roman" w:eastAsia="Times New Roman" w:hAnsi="Times New Roman" w:cs="Times New Roman"/>
-          <w:b/>
-          <w:bCs/>
-          <w:color w:val="000000"/>
-          <w:kern w:val="0"/>
-          <w:sz w:val="36"/>
-          <w:szCs w:val="36"/>
-          <w14:ligatures w14:val="none"/>
-        </w:rPr>
-        <w:t> Execution Priorities</w:t>
-      </w:r>
-    </w:p>
-    <w:p>
-      <w:pPr>
-        <w:spacing w:before="100" w:beforeAutospacing="1" w:after="100" w:afterAutospacing="1" w:line="240" w:lineRule="auto"/>
-        <w:rPr>
-          <w:rFonts w:ascii="Times New Roman" w:eastAsia="Times New Roman" w:hAnsi="Times New Roman" w:cs="Times New Roman"/>
-          <w:color w:val="000000"/>
-          <w:kern w:val="0"/>
-          <w14:ligatures w14:val="none"/>
-        </w:rPr>
-      </w:pPr>
-      <w:r>
-        <w:rPr>
-          <w:rFonts w:ascii="Apple Color Emoji" w:eastAsia="Times New Roman" w:hAnsi="Apple Color Emoji" w:cs="Apple Color Emoji"/>
-          <w:color w:val="000000"/>
-          <w:kern w:val="0"/>
-          <w14:ligatures w14:val="none"/>
-        </w:rPr>
-        <w:t>✅</w:t>
+          <w:color w:val="000000"/>
+          <w:kern w:val="0"/>
+          <w14:ligatures w14:val="none"/>
+        </w:rPr>
+        <w:t>📌</w:t>
       </w:r>
       <w:r>
         <w:rPr>
@@ -2247,170 +2556,16 @@
           <w:kern w:val="0"/>
           <w14:ligatures w14:val="none"/>
         </w:rPr>
-        <w:t>Set up centralized logging &amp; debugging tools.</w:t>
-      </w:r>
-      <w:r>
-        <w:rPr>
-          <w:rFonts w:ascii="Times New Roman" w:eastAsia="Times New Roman" w:hAnsi="Times New Roman" w:cs="Times New Roman"/>
-          <w:color w:val="000000"/>
-          <w:kern w:val="0"/>
-          <w14:ligatures w14:val="none"/>
-        </w:rPr>
-        <w:br/>
-      </w:r>
-      <w:r>
-        <w:rPr>
-          <w:rFonts w:ascii="Apple Color Emoji" w:eastAsia="Times New Roman" w:hAnsi="Apple Color Emoji" w:cs="Apple Color Emoji"/>
-          <w:color w:val="000000"/>
-          <w:kern w:val="0"/>
-          <w14:ligatures w14:val="none"/>
-        </w:rPr>
-        <w:t>✅</w:t>
-      </w:r>
-      <w:r>
-        <w:rPr>
-          <w:rFonts w:ascii="Times New Roman" w:eastAsia="Times New Roman" w:hAnsi="Times New Roman" w:cs="Times New Roman"/>
-          <w:color w:val="000000"/>
-          <w:kern w:val="0"/>
-          <w14:ligatures w14:val="none"/>
-        </w:rPr>
-        <w:t> </w:t>
-      </w:r>
-      <w:r>
-        <w:rPr>
-          <w:rFonts w:ascii="Times New Roman" w:eastAsia="Times New Roman" w:hAnsi="Times New Roman" w:cs="Times New Roman"/>
-          <w:b/>
-          <w:bCs/>
-          <w:color w:val="000000"/>
-          <w:kern w:val="0"/>
-          <w14:ligatures w14:val="none"/>
-        </w:rPr>
-        <w:t>Optimize AI inference speed &amp; database queries.</w:t>
-      </w:r>
-      <w:r>
-        <w:rPr>
-          <w:rFonts w:ascii="Times New Roman" w:eastAsia="Times New Roman" w:hAnsi="Times New Roman" w:cs="Times New Roman"/>
-          <w:color w:val="000000"/>
-          <w:kern w:val="0"/>
-          <w14:ligatures w14:val="none"/>
-        </w:rPr>
-        <w:br/>
-      </w:r>
-      <w:r>
-        <w:rPr>
-          <w:rFonts w:ascii="Apple Color Emoji" w:eastAsia="Times New Roman" w:hAnsi="Apple Color Emoji" w:cs="Apple Color Emoji"/>
-          <w:color w:val="000000"/>
-          <w:kern w:val="0"/>
-          <w14:ligatures w14:val="none"/>
-        </w:rPr>
-        <w:t>✅</w:t>
-      </w:r>
-      <w:r>
-        <w:rPr>
-          <w:rFonts w:ascii="Times New Roman" w:eastAsia="Times New Roman" w:hAnsi="Times New Roman" w:cs="Times New Roman"/>
-          <w:color w:val="000000"/>
-          <w:kern w:val="0"/>
-          <w14:ligatures w14:val="none"/>
-        </w:rPr>
-        <w:t> </w:t>
-      </w:r>
-      <w:r>
-        <w:rPr>
-          <w:rFonts w:ascii="Times New Roman" w:eastAsia="Times New Roman" w:hAnsi="Times New Roman" w:cs="Times New Roman"/>
-          <w:b/>
-          <w:bCs/>
-          <w:color w:val="000000"/>
-          <w:kern w:val="0"/>
-          <w14:ligatures w14:val="none"/>
-        </w:rPr>
-        <w:t>Ensure CI/CD runs tests before each deployment.</w:t>
-      </w:r>
-      <w:r>
-        <w:rPr>
-          <w:rFonts w:ascii="Times New Roman" w:eastAsia="Times New Roman" w:hAnsi="Times New Roman" w:cs="Times New Roman"/>
-          <w:color w:val="000000"/>
-          <w:kern w:val="0"/>
-          <w14:ligatures w14:val="none"/>
-        </w:rPr>
-        <w:br/>
-      </w:r>
-      <w:r>
-        <w:rPr>
-          <w:rFonts w:ascii="Apple Color Emoji" w:eastAsia="Times New Roman" w:hAnsi="Apple Color Emoji" w:cs="Apple Color Emoji"/>
-          <w:color w:val="000000"/>
-          <w:kern w:val="0"/>
-          <w14:ligatures w14:val="none"/>
-        </w:rPr>
-        <w:t>✅</w:t>
-      </w:r>
-      <w:r>
-        <w:rPr>
-          <w:rFonts w:ascii="Times New Roman" w:eastAsia="Times New Roman" w:hAnsi="Times New Roman" w:cs="Times New Roman"/>
-          <w:color w:val="000000"/>
-          <w:kern w:val="0"/>
-          <w14:ligatures w14:val="none"/>
-        </w:rPr>
-        <w:t> </w:t>
-      </w:r>
-      <w:r>
-        <w:rPr>
-          <w:rFonts w:ascii="Times New Roman" w:eastAsia="Times New Roman" w:hAnsi="Times New Roman" w:cs="Times New Roman"/>
-          <w:b/>
-          <w:bCs/>
-          <w:color w:val="000000"/>
-          <w:kern w:val="0"/>
-          <w14:ligatures w14:val="none"/>
-        </w:rPr>
-        <w:t>Regularly analyze performance metrics &amp; optimize bottlenecks.</w:t>
-      </w:r>
-    </w:p>
-    <w:p>
-      <w:pPr>
-        <w:spacing w:before="100" w:beforeAutospacing="1" w:after="100" w:afterAutospacing="1" w:line="240" w:lineRule="auto"/>
-        <w:rPr>
-          <w:rFonts w:ascii="Times New Roman" w:eastAsia="Times New Roman" w:hAnsi="Times New Roman" w:cs="Times New Roman"/>
-          <w:color w:val="000000"/>
-          <w:kern w:val="0"/>
-          <w14:ligatures w14:val="none"/>
-        </w:rPr>
-      </w:pPr>
-      <w:r>
-        <w:rPr>
-          <w:rFonts w:ascii="Apple Color Emoji" w:eastAsia="Times New Roman" w:hAnsi="Apple Color Emoji" w:cs="Apple Color Emoji"/>
-          <w:color w:val="000000"/>
-          <w:kern w:val="0"/>
-          <w14:ligatures w14:val="none"/>
-        </w:rPr>
-        <w:t>📌</w:t>
-      </w:r>
-      <w:r>
-        <w:rPr>
-          <w:rFonts w:ascii="Times New Roman" w:eastAsia="Times New Roman" w:hAnsi="Times New Roman" w:cs="Times New Roman"/>
-          <w:color w:val="000000"/>
-          <w:kern w:val="0"/>
-          <w14:ligatures w14:val="none"/>
-        </w:rPr>
-        <w:t> </w:t>
-      </w:r>
-      <w:r>
-        <w:rPr>
-          <w:rFonts w:ascii="Times New Roman" w:eastAsia="Times New Roman" w:hAnsi="Times New Roman" w:cs="Times New Roman"/>
-          <w:b/>
-          <w:bCs/>
-          <w:color w:val="000000"/>
-          <w:kern w:val="0"/>
-          <w14:ligatures w14:val="none"/>
-        </w:rPr>
-        <w:t>Next Steps:</w:t>
-      </w:r>
-      <w:r>
-        <w:rPr>
-          <w:rFonts w:ascii="Times New Roman" w:eastAsia="Times New Roman" w:hAnsi="Times New Roman" w:cs="Times New Roman"/>
-          <w:color w:val="000000"/>
-          <w:kern w:val="0"/>
-          <w14:ligatures w14:val="none"/>
-        </w:rPr>
-        <w:t xml:space="preserve"> Implement logging, profiling, and debugging automation. Let’s execute. </w:t>
+        <w:t>Next Steps</w:t>
+      </w:r>
+      <w:r>
+        <w:rPr>
+          <w:rFonts w:ascii="Times New Roman" w:eastAsia="Times New Roman" w:hAnsi="Times New Roman" w:cs="Times New Roman"/>
+          <w:color w:val="000000"/>
+          <w:kern w:val="0"/>
+          <w14:ligatures w14:val="none"/>
+        </w:rPr>
+        <w:t xml:space="preserve">: Implement logging, profiling, and debugging automation. Let’s execute. </w:t>
       </w:r>
       <w:r>
         <w:rPr>
@@ -2905,7 +3060,6 @@
     <w:next w:val="Normal"/>
     <w:link w:val="Heading4Char"/>
     <w:uiPriority w:val="9"/>
-    <w:semiHidden/>
     <w:unhideWhenUsed/>
     <w:qFormat/>
     <w:rsid w:val="009E34EC"/>
@@ -3102,7 +3256,6 @@
     <w:basedOn w:val="DefaultParagraphFont"/>
     <w:link w:val="Heading4"/>
     <w:uiPriority w:val="9"/>
-    <w:semiHidden/>
     <w:rsid w:val="009E34EC"/>
     <w:rPr>
       <w:rFonts w:eastAsiaTheme="majorEastAsia" w:cstheme="majorBidi"/>
